--- a/eng/docx/54.content.docx
+++ b/eng/docx/54.content.docx
@@ -7,6 +7,15 @@
       <w:r/>
     </w:p>
     <w:p>
+      <w:pPr>
+        <w:pStyle w:val="Heading2"/>
+      </w:pPr>
+      <w:r>
+        <w:t>Resource: Study Notes (Tyndale)</w:t>
+      </w:r>
+      <w:r/>
+    </w:p>
+    <w:p>
       <w:r/>
       <w:r>
         <w:rPr>
@@ -46,7 +55,7 @@
         <w:pStyle w:val="Heading1"/>
       </w:pPr>
       <w:r>
-        <w:t>Aquifer Open Study Notes</w:t>
+        <w:t>Study Notes (Tyndale)</w:t>
       </w:r>
     </w:p>
     <w:p>
@@ -55,6 +64,51 @@
           <w:headerReference w:type="even" r:id="rId8"/>
           <w:headerReference w:type="default" r:id="rId9"/>
           <w:footerReference w:type="default" r:id="rId10"/>
+          <w:footnotePr>
+            <w:numRestart w:val="eachSect"/>
+          </w:footnotePr>
+          <w:type w:val="continuous"/>
+          <w:pgSz w:w="12240" w:h="15840" w:code="1"/>
+          <w:pgMar w:top="1440" w:right="1440" w:bottom="1440" w:left="1440" w:header="504" w:footer="504" w:gutter="0"/>
+          <w:cols w:space="708"/>
+          <w:titlePg/>
+          <w:docGrid w:linePitch="360"/>
+        </w:sectPr>
+      </w:pPr>
+    </w:p>
+    <w:p>
+      <w:r/>
+    </w:p>
+    <w:p>
+      <w:pPr>
+        <w:pStyle w:val="Heading2"/>
+      </w:pPr>
+      <w:r>
+        <w:t>1TI</w:t>
+      </w:r>
+      <w:r/>
+    </w:p>
+    <w:p>
+      <w:r/>
+      <w:r>
+        <w:rPr>
+          <w:i/>
+        </w:rPr>
+        <w:t>1 Timothy 1:1, 1 Timothy 1:1–2, 1 Timothy 1:2, 1 Timothy 1:3, 1 Timothy 1:3–11, 1 Timothy 1:4, 1 Timothy 1:5, 1 Timothy 1:6, 1 Timothy 1:6–11, 1 Timothy 1:7, 1 Timothy 1:9, 1 Timothy 1:10, 1 Timothy 1:11, 1 Timothy 1:12–17, 1 Timothy 1:15, 1 Timothy 1:18, 1 Timothy 1:18–20, 1 Timothy 1:19, 1 Timothy 1:20, 1 Timothy 2:1, 1 Timothy 2:1–7, 1 Timothy 2:1–15, 1 Timothy 2:1–3.13, 1 Timothy 2:2, 1 Timothy 2:5, 1 Timothy 2:5–6, 1 Timothy 2:8, 1 Timothy 2:9–10, 1 Timothy 2:11–15, 1 Timothy 2:12, 1 Timothy 2:13, 1 Timothy 2:15, 1 Timothy 3:1, 1 Timothy 3:1–13, 1 Timothy 3:2, 1 Timothy 3:4–5, 1 Timothy 3:7, 1 Timothy 3:8, 1 Timothy 3:8–13, 1 Timothy 3:11, 1 Timothy 3:14–4.16, 1 Timothy 3:15, 1 Timothy 3:16, 1 Timothy 4:1, 1 Timothy 4:1–5, 1 Timothy 4:2, 1 Timothy 4:6, 1 Timothy 4:6–16, 1 Timothy 4:8–9, 1 Timothy 4:12, 1 Timothy 4:14, 1 Timothy 5:1–6.2, 1 Timothy 5:3–16, 1 Timothy 5:5, 1 Timothy 5:6, 1 Timothy 5:8, 1 Timothy 5:9, 1 Timothy 5:10, 1 Timothy 5:11–12, 1 Timothy 5:11–15, 1 Timothy 5:13, 1 Timothy 5:14, 1 Timothy 5:15, 1 Timothy 5:16, 1 Timothy 5:17–18, 1 Timothy 5:17–25, 1 Timothy 5:19–21, 1 Timothy 5:20, 1 Timothy 5:21, 1 Timothy 5:22, 1 Timothy 5:23, 1 Timothy 5:24–25, 1 Timothy 6:1, 1 Timothy 6:2–10, 1 Timothy 6:2–21, 1 Timothy 6:4, 1 Timothy 6:5, 1 Timothy 6:6, 1 Timothy 6:11–16, 1 Timothy 6:12, 1 Timothy 6:13, 1 Timothy 6:14, 1 Timothy 6:15–16, 1 Timothy 6:17–18, 1 Timothy 6:17–19, 1 Timothy 6:20, 1 Timothy 6:20–21, 1 Timothy 6:21</w:t>
+      </w:r>
+      <w:r/>
+    </w:p>
+    <w:p>
+      <w:r/>
+      <w:r>
+        <w:t xml:space="preserve"> </w:t>
+      </w:r>
+      <w:r/>
+      <w:r/>
+    </w:p>
+    <w:p>
+      <w:pPr>
+        <w:sectPr>
           <w:footnotePr>
             <w:numRestart w:val="eachSect"/>
           </w:footnotePr>

--- a/eng/docx/54.content.docx
+++ b/eng/docx/54.content.docx
@@ -10437,9 +10437,22 @@
       </w:r>
       <w:r>
         <w:rPr>
-          <w:lang w:val="en_US" w:bidi="en_US"/>
-        </w:rPr>
-        <w:t xml:space="preserve">This stirs up arguments: This is the same problem as in </w:t>
+          <w:i/>
+          <w:lang w:val="en_US" w:bidi="en_US"/>
+        </w:rPr>
+        <w:t>he has an unhealthy interest in controversies and semantics</w:t>
+      </w:r>
+      <w:r>
+        <w:rPr>
+          <w:lang w:val="en_US" w:bidi="en_US"/>
+        </w:rPr>
+        <w:t>:</w:t>
+      </w:r>
+      <w:r>
+        <w:rPr>
+          <w:lang w:val="en_US" w:bidi="en_US"/>
+        </w:rPr>
+        <w:t xml:space="preserve"> It is the same problem as in </w:t>
       </w:r>
       <w:hyperlink r:id="rId124">
         <w:r>
@@ -10468,7 +10481,7 @@
             <w:color w:val="0000EE"/>
             <w:u w:val="single"/>
           </w:rPr>
-          <w:t>2 Tim 2:23–24</w:t>
+          <w:t>2 Timothy 2:23–24</w:t>
         </w:r>
       </w:hyperlink>
       <w:r>
@@ -10531,30 +10544,41 @@
       </w:r>
     </w:p>
     <w:p>
-      <w:pPr/>
-      <w:r>
-        <w:rPr>
-          <w:lang w:val="en_US" w:bidi="en_US"/>
-        </w:rPr>
-      </w:r>
-      <w:r>
-        <w:rPr>
-          <w:lang w:val="en_US" w:bidi="en_US"/>
-        </w:rPr>
-        <w:t xml:space="preserve">have turned their backs on the truth: Literally </w:t>
+      <w:pPr>
+        <w:pStyle w:val="ListBullet"/>
+        <w:spacing w:line="240" w:lineRule="auto"/>
+        <w:ind w:left="720"/>
+      </w:pPr>
+      <w:r>
+        <w:rPr>
+          <w:lang w:val="en_US" w:bidi="en_US"/>
+        </w:rPr>
       </w:r>
       <w:r>
         <w:rPr>
           <w:i/>
           <w:lang w:val="en_US" w:bidi="en_US"/>
         </w:rPr>
-        <w:t>having been robbed of the truth;</w:t>
-      </w:r>
-      <w:r>
-        <w:rPr>
-          <w:lang w:val="en_US" w:bidi="en_US"/>
-        </w:rPr>
-        <w:t xml:space="preserve"> see </w:t>
+        <w:t>who are devoid of the truth:</w:t>
+      </w:r>
+      <w:r>
+        <w:rPr>
+          <w:lang w:val="en_US" w:bidi="en_US"/>
+        </w:rPr>
+        <w:t xml:space="preserve"> Literally </w:t>
+      </w:r>
+      <w:r>
+        <w:rPr>
+          <w:i/>
+          <w:lang w:val="en_US" w:bidi="en_US"/>
+        </w:rPr>
+        <w:t xml:space="preserve">have been robbed of the truth; </w:t>
+      </w:r>
+      <w:r>
+        <w:rPr>
+          <w:lang w:val="en_US" w:bidi="en_US"/>
+        </w:rPr>
+        <w:t xml:space="preserve">see </w:t>
       </w:r>
       <w:hyperlink r:id="rId311">
         <w:r>
@@ -10565,6 +10589,886 @@
             <w:color w:val="0000EE"/>
             <w:u w:val="single"/>
           </w:rPr>
+          <w:t>2 Timothy 2:18</w:t>
+        </w:r>
+      </w:hyperlink>
+      <w:r>
+        <w:rPr>
+          <w:lang w:val="en_US" w:bidi="en_US"/>
+        </w:rPr>
+        <w:t xml:space="preserve">; </w:t>
+      </w:r>
+      <w:hyperlink r:id="rId312">
+        <w:r>
+          <w:rPr>
+            <w:lang w:val="en_US" w:bidi="en_US"/>
+          </w:rPr>
+          <w:rPr>
+            <w:color w:val="0000EE"/>
+            <w:u w:val="single"/>
+          </w:rPr>
+          <w:t>3:7</w:t>
+        </w:r>
+      </w:hyperlink>
+      <w:r>
+        <w:rPr>
+          <w:lang w:val="en_US" w:bidi="en_US"/>
+        </w:rPr>
+        <w:t xml:space="preserve">, </w:t>
+      </w:r>
+      <w:hyperlink r:id="rId313">
+        <w:r>
+          <w:rPr>
+            <w:lang w:val="en_US" w:bidi="en_US"/>
+          </w:rPr>
+          <w:rPr>
+            <w:color w:val="0000EE"/>
+            <w:u w:val="single"/>
+          </w:rPr>
+          <w:t>8</w:t>
+        </w:r>
+      </w:hyperlink>
+      <w:r>
+        <w:rPr>
+          <w:lang w:val="en_US" w:bidi="en_US"/>
+        </w:rPr>
+        <w:t xml:space="preserve">; </w:t>
+      </w:r>
+      <w:hyperlink r:id="rId314">
+        <w:r>
+          <w:rPr>
+            <w:lang w:val="en_US" w:bidi="en_US"/>
+          </w:rPr>
+          <w:rPr>
+            <w:color w:val="0000EE"/>
+            <w:u w:val="single"/>
+          </w:rPr>
+          <w:t>4:4</w:t>
+        </w:r>
+      </w:hyperlink>
+      <w:r>
+        <w:rPr>
+          <w:lang w:val="en_US" w:bidi="en_US"/>
+        </w:rPr>
+        <w:t xml:space="preserve">; </w:t>
+      </w:r>
+      <w:hyperlink r:id="rId32">
+        <w:r>
+          <w:rPr>
+            <w:lang w:val="en_US" w:bidi="en_US"/>
+          </w:rPr>
+          <w:rPr>
+            <w:color w:val="0000EE"/>
+            <w:u w:val="single"/>
+          </w:rPr>
+          <w:t>Titus 1:14</w:t>
+        </w:r>
+      </w:hyperlink>
+      <w:r>
+        <w:rPr>
+          <w:lang w:val="en_US" w:bidi="en_US"/>
+        </w:rPr>
+        <w:t>.</w:t>
+      </w:r>
+    </w:p>
+    <w:p>
+      <w:pPr>
+        <w:pStyle w:val="ListBullet"/>
+        <w:spacing w:line="240" w:lineRule="auto"/>
+        <w:ind w:left="720"/>
+      </w:pPr>
+      <w:r>
+        <w:rPr>
+          <w:lang w:val="en_US" w:bidi="en_US"/>
+        </w:rPr>
+      </w:r>
+      <w:r>
+        <w:rPr>
+          <w:i/>
+          <w:lang w:val="en_US" w:bidi="en_US"/>
+        </w:rPr>
+        <w:t>regard godliness as a means of gain</w:t>
+      </w:r>
+      <w:r>
+        <w:rPr>
+          <w:lang w:val="en_US" w:bidi="en_US"/>
+        </w:rPr>
+        <w:t>:</w:t>
+      </w:r>
+      <w:r>
+        <w:rPr>
+          <w:lang w:val="en_US" w:bidi="en_US"/>
+        </w:rPr>
+        <w:t xml:space="preserve"> (see </w:t>
+      </w:r>
+      <w:hyperlink r:id="rId315">
+        <w:r>
+          <w:rPr>
+            <w:lang w:val="en_US" w:bidi="en_US"/>
+          </w:rPr>
+          <w:rPr>
+            <w:color w:val="0000EE"/>
+            <w:u w:val="single"/>
+          </w:rPr>
+          <w:t>1 Timothy 2:2</w:t>
+        </w:r>
+      </w:hyperlink>
+      <w:r>
+        <w:rPr>
+          <w:lang w:val="en_US" w:bidi="en_US"/>
+        </w:rPr>
+        <w:t xml:space="preserve">; </w:t>
+      </w:r>
+      <w:hyperlink r:id="rId205">
+        <w:r>
+          <w:rPr>
+            <w:lang w:val="en_US" w:bidi="en_US"/>
+          </w:rPr>
+          <w:rPr>
+            <w:color w:val="0000EE"/>
+            <w:u w:val="single"/>
+          </w:rPr>
+          <w:t>3:8</w:t>
+        </w:r>
+      </w:hyperlink>
+      <w:r>
+        <w:rPr>
+          <w:lang w:val="en_US" w:bidi="en_US"/>
+        </w:rPr>
+        <w:t xml:space="preserve">; </w:t>
+      </w:r>
+      <w:hyperlink r:id="rId316">
+        <w:r>
+          <w:rPr>
+            <w:lang w:val="en_US" w:bidi="en_US"/>
+          </w:rPr>
+          <w:rPr>
+            <w:color w:val="0000EE"/>
+            <w:u w:val="single"/>
+          </w:rPr>
+          <w:t>4:8</w:t>
+        </w:r>
+      </w:hyperlink>
+      <w:r>
+        <w:rPr>
+          <w:lang w:val="en_US" w:bidi="en_US"/>
+        </w:rPr>
+        <w:t xml:space="preserve">; </w:t>
+      </w:r>
+      <w:hyperlink r:id="rId113">
+        <w:r>
+          <w:rPr>
+            <w:lang w:val="en_US" w:bidi="en_US"/>
+          </w:rPr>
+          <w:rPr>
+            <w:color w:val="0000EE"/>
+            <w:u w:val="single"/>
+          </w:rPr>
+          <w:t>6:3</w:t>
+        </w:r>
+      </w:hyperlink>
+      <w:r>
+        <w:rPr>
+          <w:lang w:val="en_US" w:bidi="en_US"/>
+        </w:rPr>
+        <w:t xml:space="preserve">; see also </w:t>
+      </w:r>
+      <w:hyperlink r:id="rId317">
+        <w:r>
+          <w:rPr>
+            <w:lang w:val="en_US" w:bidi="en_US"/>
+          </w:rPr>
+          <w:rPr>
+            <w:color w:val="0000EE"/>
+            <w:u w:val="single"/>
+          </w:rPr>
+          <w:t>2 Timothy 3:2</w:t>
+        </w:r>
+      </w:hyperlink>
+      <w:r>
+        <w:rPr>
+          <w:lang w:val="en_US" w:bidi="en_US"/>
+        </w:rPr>
+        <w:t xml:space="preserve">; </w:t>
+      </w:r>
+      <w:hyperlink r:id="rId318">
+        <w:r>
+          <w:rPr>
+            <w:lang w:val="en_US" w:bidi="en_US"/>
+          </w:rPr>
+          <w:rPr>
+            <w:color w:val="0000EE"/>
+            <w:u w:val="single"/>
+          </w:rPr>
+          <w:t>Acts 8:9–25</w:t>
+        </w:r>
+      </w:hyperlink>
+      <w:r>
+        <w:rPr>
+          <w:lang w:val="en_US" w:bidi="en_US"/>
+        </w:rPr>
+        <w:t>): It is uncertain how these false teachers thought they would profit. In the broader culture, many traveling teachers earned money through teaching. Abuse of this system was common, and people often accused them of teaching for "gain and glory." Perhaps the false teachers in 1 Timothy brought this practice into the church or promoted a gospel marked by wealth or success. They seem to have influenced wealthy Christians and possibly women in particular (</w:t>
+      </w:r>
+      <w:hyperlink r:id="rId137">
+        <w:r>
+          <w:rPr>
+            <w:lang w:val="en_US" w:bidi="en_US"/>
+          </w:rPr>
+          <w:rPr>
+            <w:color w:val="0000EE"/>
+            <w:u w:val="single"/>
+          </w:rPr>
+          <w:t>1 Timothy 6:17–19</w:t>
+        </w:r>
+      </w:hyperlink>
+      <w:r>
+        <w:rPr>
+          <w:lang w:val="en_US" w:bidi="en_US"/>
+        </w:rPr>
+        <w:t xml:space="preserve">; </w:t>
+      </w:r>
+      <w:hyperlink r:id="rId319">
+        <w:r>
+          <w:rPr>
+            <w:lang w:val="en_US" w:bidi="en_US"/>
+          </w:rPr>
+          <w:rPr>
+            <w:color w:val="0000EE"/>
+            <w:u w:val="single"/>
+          </w:rPr>
+          <w:t>2:9</w:t>
+        </w:r>
+      </w:hyperlink>
+      <w:r>
+        <w:rPr>
+          <w:lang w:val="en_US" w:bidi="en_US"/>
+        </w:rPr>
+        <w:t xml:space="preserve">; </w:t>
+      </w:r>
+      <w:hyperlink r:id="rId280">
+        <w:r>
+          <w:rPr>
+            <w:lang w:val="en_US" w:bidi="en_US"/>
+          </w:rPr>
+          <w:rPr>
+            <w:color w:val="0000EE"/>
+            <w:u w:val="single"/>
+          </w:rPr>
+          <w:t>5:6</w:t>
+        </w:r>
+      </w:hyperlink>
+      <w:r>
+        <w:rPr>
+          <w:lang w:val="en_US" w:bidi="en_US"/>
+        </w:rPr>
+        <w:t>).</w:t>
+      </w:r>
+      <w:r>
+        <w:rPr>
+          <w:lang w:val="en_US" w:bidi="en_US"/>
+        </w:rPr>
+      </w:r>
+      <w:r>
+        <w:rPr>
+          <w:lang w:val="en_US" w:bidi="en_US"/>
+        </w:rPr>
+      </w:r>
+    </w:p>
+    <w:p>
+      <w:pPr/>
+      <w:r>
+        <w:rPr>
+          <w:lang w:val="en_US" w:bidi="en_US"/>
+        </w:rPr>
+      </w:r>
+    </w:p>
+    <w:p>
+      <w:pPr>
+        <w:pStyle w:val="Heading2"/>
+      </w:pPr>
+      <w:r>
+        <w:rPr>
+          <w:lang w:val="en_US" w:bidi="en_US"/>
+        </w:rPr>
+        <w:t>1 Timothy 6:6</w:t>
+      </w:r>
+      <w:r>
+        <w:rPr>
+          <w:lang w:val="en_US" w:bidi="en_US"/>
+        </w:rPr>
+      </w:r>
+    </w:p>
+    <w:p>
+      <w:pPr/>
+      <w:r>
+        <w:rPr>
+          <w:lang w:val="en_US" w:bidi="en_US"/>
+        </w:rPr>
+      </w:r>
+      <w:r>
+        <w:rPr>
+          <w:i/>
+          <w:lang w:val="en_US" w:bidi="en_US"/>
+        </w:rPr>
+        <w:t>with contentment</w:t>
+      </w:r>
+      <w:r>
+        <w:rPr>
+          <w:lang w:val="en_US" w:bidi="en_US"/>
+        </w:rPr>
+        <w:t xml:space="preserve">: This is not only a philosophical view but also a true reliance on Christ as all-sufficient. See </w:t>
+      </w:r>
+      <w:hyperlink r:id="rId316">
+        <w:r>
+          <w:rPr>
+            <w:lang w:val="en_US" w:bidi="en_US"/>
+          </w:rPr>
+          <w:rPr>
+            <w:color w:val="0000EE"/>
+            <w:u w:val="single"/>
+          </w:rPr>
+          <w:t>4:8</w:t>
+        </w:r>
+      </w:hyperlink>
+      <w:r>
+        <w:rPr>
+          <w:lang w:val="en_US" w:bidi="en_US"/>
+        </w:rPr>
+        <w:t xml:space="preserve">; </w:t>
+      </w:r>
+      <w:hyperlink r:id="rId320">
+        <w:r>
+          <w:rPr>
+            <w:lang w:val="en_US" w:bidi="en_US"/>
+          </w:rPr>
+          <w:rPr>
+            <w:color w:val="0000EE"/>
+            <w:u w:val="single"/>
+          </w:rPr>
+          <w:t>2 Corinthians 9:8</w:t>
+        </w:r>
+      </w:hyperlink>
+      <w:r>
+        <w:rPr>
+          <w:lang w:val="en_US" w:bidi="en_US"/>
+        </w:rPr>
+        <w:t xml:space="preserve">; </w:t>
+      </w:r>
+      <w:hyperlink r:id="rId321">
+        <w:r>
+          <w:rPr>
+            <w:lang w:val="en_US" w:bidi="en_US"/>
+          </w:rPr>
+          <w:rPr>
+            <w:color w:val="0000EE"/>
+            <w:u w:val="single"/>
+          </w:rPr>
+          <w:t>12:7–10</w:t>
+        </w:r>
+      </w:hyperlink>
+      <w:r>
+        <w:rPr>
+          <w:lang w:val="en_US" w:bidi="en_US"/>
+        </w:rPr>
+        <w:t xml:space="preserve">; </w:t>
+      </w:r>
+      <w:hyperlink r:id="rId322">
+        <w:r>
+          <w:rPr>
+            <w:lang w:val="en_US" w:bidi="en_US"/>
+          </w:rPr>
+          <w:rPr>
+            <w:color w:val="0000EE"/>
+            <w:u w:val="single"/>
+          </w:rPr>
+          <w:t>Philippians 4:10–13</w:t>
+        </w:r>
+      </w:hyperlink>
+      <w:r>
+        <w:rPr>
+          <w:lang w:val="en_US" w:bidi="en_US"/>
+        </w:rPr>
+        <w:t xml:space="preserve">; </w:t>
+      </w:r>
+      <w:hyperlink r:id="rId323">
+        <w:r>
+          <w:rPr>
+            <w:lang w:val="en_US" w:bidi="en_US"/>
+          </w:rPr>
+          <w:rPr>
+            <w:color w:val="0000EE"/>
+            <w:u w:val="single"/>
+          </w:rPr>
+          <w:t>Hebrews 13:5</w:t>
+        </w:r>
+      </w:hyperlink>
+      <w:r>
+        <w:rPr>
+          <w:lang w:val="en_US" w:bidi="en_US"/>
+        </w:rPr>
+        <w:t>.</w:t>
+      </w:r>
+      <w:r>
+        <w:rPr>
+          <w:lang w:val="en_US" w:bidi="en_US"/>
+        </w:rPr>
+      </w:r>
+      <w:r>
+        <w:rPr>
+          <w:lang w:val="en_US" w:bidi="en_US"/>
+        </w:rPr>
+      </w:r>
+    </w:p>
+    <w:p>
+      <w:pPr/>
+      <w:r>
+        <w:rPr>
+          <w:lang w:val="en_US" w:bidi="en_US"/>
+        </w:rPr>
+      </w:r>
+    </w:p>
+    <w:p>
+      <w:pPr>
+        <w:pStyle w:val="Heading2"/>
+      </w:pPr>
+      <w:r>
+        <w:rPr>
+          <w:lang w:val="en_US" w:bidi="en_US"/>
+        </w:rPr>
+        <w:t>1 Timothy 6:11–16</w:t>
+      </w:r>
+      <w:r>
+        <w:rPr>
+          <w:lang w:val="en_US" w:bidi="en_US"/>
+        </w:rPr>
+      </w:r>
+    </w:p>
+    <w:p>
+      <w:pPr/>
+      <w:r>
+        <w:rPr>
+          <w:lang w:val="en_US" w:bidi="en_US"/>
+        </w:rPr>
+      </w:r>
+      <w:r>
+        <w:rPr>
+          <w:lang w:val="en_US" w:bidi="en_US"/>
+        </w:rPr>
+        <w:t>Before ending the discussion of wealth, Paul exhorts Timothy to live beyond reproach, commanding him to flee from desire for wealth.</w:t>
+      </w:r>
+      <w:r>
+        <w:rPr>
+          <w:lang w:val="en_US" w:bidi="en_US"/>
+        </w:rPr>
+      </w:r>
+      <w:r>
+        <w:rPr>
+          <w:lang w:val="en_US" w:bidi="en_US"/>
+        </w:rPr>
+      </w:r>
+    </w:p>
+    <w:p>
+      <w:pPr/>
+      <w:r>
+        <w:rPr>
+          <w:lang w:val="en_US" w:bidi="en_US"/>
+        </w:rPr>
+      </w:r>
+    </w:p>
+    <w:p>
+      <w:pPr>
+        <w:pStyle w:val="Heading2"/>
+      </w:pPr>
+      <w:r>
+        <w:rPr>
+          <w:lang w:val="en_US" w:bidi="en_US"/>
+        </w:rPr>
+        <w:t>1 Timothy 6:12</w:t>
+      </w:r>
+      <w:r>
+        <w:rPr>
+          <w:lang w:val="en_US" w:bidi="en_US"/>
+        </w:rPr>
+      </w:r>
+    </w:p>
+    <w:p>
+      <w:pPr/>
+      <w:r>
+        <w:rPr>
+          <w:lang w:val="en_US" w:bidi="en_US"/>
+        </w:rPr>
+      </w:r>
+      <w:r>
+        <w:rPr>
+          <w:lang w:val="en_US" w:bidi="en_US"/>
+        </w:rPr>
+        <w:t xml:space="preserve">The promise of eternal life moderates the appeal of wealth (cp. </w:t>
+      </w:r>
+      <w:hyperlink r:id="rId324">
+        <w:r>
+          <w:rPr>
+            <w:lang w:val="en_US" w:bidi="en_US"/>
+          </w:rPr>
+          <w:rPr>
+            <w:color w:val="0000EE"/>
+            <w:u w:val="single"/>
+          </w:rPr>
+          <w:t>6:19</w:t>
+        </w:r>
+      </w:hyperlink>
+      <w:r>
+        <w:rPr>
+          <w:lang w:val="en_US" w:bidi="en_US"/>
+        </w:rPr>
+        <w:t>). • Paul is probably referring to the time when Timothy declared his faith at baptism.</w:t>
+      </w:r>
+      <w:r>
+        <w:rPr>
+          <w:lang w:val="en_US" w:bidi="en_US"/>
+        </w:rPr>
+      </w:r>
+      <w:r>
+        <w:rPr>
+          <w:lang w:val="en_US" w:bidi="en_US"/>
+        </w:rPr>
+      </w:r>
+    </w:p>
+    <w:p>
+      <w:pPr/>
+      <w:r>
+        <w:rPr>
+          <w:lang w:val="en_US" w:bidi="en_US"/>
+        </w:rPr>
+      </w:r>
+    </w:p>
+    <w:p>
+      <w:pPr>
+        <w:pStyle w:val="Heading2"/>
+      </w:pPr>
+      <w:r>
+        <w:rPr>
+          <w:lang w:val="en_US" w:bidi="en_US"/>
+        </w:rPr>
+        <w:t>1 Timothy 6:13</w:t>
+      </w:r>
+      <w:r>
+        <w:rPr>
+          <w:lang w:val="en_US" w:bidi="en_US"/>
+        </w:rPr>
+      </w:r>
+    </w:p>
+    <w:p>
+      <w:pPr/>
+      <w:r>
+        <w:rPr>
+          <w:lang w:val="en_US" w:bidi="en_US"/>
+        </w:rPr>
+      </w:r>
+      <w:r>
+        <w:rPr>
+          <w:lang w:val="en_US" w:bidi="en_US"/>
+        </w:rPr>
+        <w:t xml:space="preserve">Paul emphasizes the historical nature of Christ’s mediating work (see </w:t>
+      </w:r>
+      <w:hyperlink r:id="rId325">
+        <w:r>
+          <w:rPr>
+            <w:lang w:val="en_US" w:bidi="en_US"/>
+          </w:rPr>
+          <w:rPr>
+            <w:color w:val="0000EE"/>
+            <w:u w:val="single"/>
+          </w:rPr>
+          <w:t>2:5–6</w:t>
+        </w:r>
+      </w:hyperlink>
+      <w:r>
+        <w:rPr>
+          <w:lang w:val="en_US" w:bidi="en_US"/>
+        </w:rPr>
+        <w:t>). The testimony of Christ Jesus at his trial before Pontius Pilate (</w:t>
+      </w:r>
+      <w:hyperlink r:id="rId326">
+        <w:r>
+          <w:rPr>
+            <w:lang w:val="en_US" w:bidi="en_US"/>
+          </w:rPr>
+          <w:rPr>
+            <w:color w:val="0000EE"/>
+            <w:u w:val="single"/>
+          </w:rPr>
+          <w:t>Matt 27:11–14</w:t>
+        </w:r>
+      </w:hyperlink>
+      <w:r>
+        <w:rPr>
+          <w:lang w:val="en_US" w:bidi="en_US"/>
+        </w:rPr>
+        <w:t xml:space="preserve">; </w:t>
+      </w:r>
+      <w:hyperlink r:id="rId327">
+        <w:r>
+          <w:rPr>
+            <w:lang w:val="en_US" w:bidi="en_US"/>
+          </w:rPr>
+          <w:rPr>
+            <w:color w:val="0000EE"/>
+            <w:u w:val="single"/>
+          </w:rPr>
+          <w:t>Luke 23:1–4</w:t>
+        </w:r>
+      </w:hyperlink>
+      <w:r>
+        <w:rPr>
+          <w:lang w:val="en_US" w:bidi="en_US"/>
+        </w:rPr>
+        <w:t xml:space="preserve">; </w:t>
+      </w:r>
+      <w:hyperlink r:id="rId328">
+        <w:r>
+          <w:rPr>
+            <w:lang w:val="en_US" w:bidi="en_US"/>
+          </w:rPr>
+          <w:rPr>
+            <w:color w:val="0000EE"/>
+            <w:u w:val="single"/>
+          </w:rPr>
+          <w:t>John 18:33–38</w:t>
+        </w:r>
+      </w:hyperlink>
+      <w:r>
+        <w:rPr>
+          <w:lang w:val="en_US" w:bidi="en_US"/>
+        </w:rPr>
+        <w:t xml:space="preserve">; </w:t>
+      </w:r>
+      <w:hyperlink r:id="rId329">
+        <w:r>
+          <w:rPr>
+            <w:lang w:val="en_US" w:bidi="en_US"/>
+          </w:rPr>
+          <w:rPr>
+            <w:color w:val="0000EE"/>
+            <w:u w:val="single"/>
+          </w:rPr>
+          <w:t>19:9–11</w:t>
+        </w:r>
+      </w:hyperlink>
+      <w:r>
+        <w:rPr>
+          <w:lang w:val="en_US" w:bidi="en_US"/>
+        </w:rPr>
+        <w:t>) holds up his example as an incentive for Timothy to remain steadfast under pressure.</w:t>
+      </w:r>
+      <w:r>
+        <w:rPr>
+          <w:lang w:val="en_US" w:bidi="en_US"/>
+        </w:rPr>
+      </w:r>
+      <w:r>
+        <w:rPr>
+          <w:lang w:val="en_US" w:bidi="en_US"/>
+        </w:rPr>
+      </w:r>
+    </w:p>
+    <w:p>
+      <w:pPr/>
+      <w:r>
+        <w:rPr>
+          <w:lang w:val="en_US" w:bidi="en_US"/>
+        </w:rPr>
+      </w:r>
+    </w:p>
+    <w:p>
+      <w:pPr>
+        <w:pStyle w:val="Heading2"/>
+      </w:pPr>
+      <w:r>
+        <w:rPr>
+          <w:lang w:val="en_US" w:bidi="en_US"/>
+        </w:rPr>
+        <w:t>1 Timothy 6:14</w:t>
+      </w:r>
+      <w:r>
+        <w:rPr>
+          <w:lang w:val="en_US" w:bidi="en_US"/>
+        </w:rPr>
+      </w:r>
+    </w:p>
+    <w:p>
+      <w:pPr/>
+      <w:r>
+        <w:rPr>
+          <w:lang w:val="en_US" w:bidi="en_US"/>
+        </w:rPr>
+      </w:r>
+      <w:r>
+        <w:rPr>
+          <w:lang w:val="en_US" w:bidi="en_US"/>
+        </w:rPr>
+        <w:t xml:space="preserve">until our Lord Jesus Christ comes again (literally </w:t>
+      </w:r>
+      <w:r>
+        <w:rPr>
+          <w:i/>
+          <w:lang w:val="en_US" w:bidi="en_US"/>
+        </w:rPr>
+        <w:t>until the appearance of our Lord Jesus Christ</w:t>
+      </w:r>
+      <w:r>
+        <w:rPr>
+          <w:lang w:val="en_US" w:bidi="en_US"/>
+        </w:rPr>
+        <w:t>): Christ’s comings, both past (</w:t>
+      </w:r>
+      <w:hyperlink r:id="rId330">
+        <w:r>
+          <w:rPr>
+            <w:lang w:val="en_US" w:bidi="en_US"/>
+          </w:rPr>
+          <w:rPr>
+            <w:color w:val="0000EE"/>
+            <w:u w:val="single"/>
+          </w:rPr>
+          <w:t>2 Tim 1:10</w:t>
+        </w:r>
+      </w:hyperlink>
+      <w:r>
+        <w:rPr>
+          <w:lang w:val="en_US" w:bidi="en_US"/>
+        </w:rPr>
+        <w:t xml:space="preserve">; </w:t>
+      </w:r>
+      <w:hyperlink r:id="rId331">
+        <w:r>
+          <w:rPr>
+            <w:lang w:val="en_US" w:bidi="en_US"/>
+          </w:rPr>
+          <w:rPr>
+            <w:color w:val="0000EE"/>
+            <w:u w:val="single"/>
+          </w:rPr>
+          <w:t>Titus 2:11</w:t>
+        </w:r>
+      </w:hyperlink>
+      <w:r>
+        <w:rPr>
+          <w:lang w:val="en_US" w:bidi="en_US"/>
+        </w:rPr>
+        <w:t>) and future (</w:t>
+      </w:r>
+      <w:hyperlink r:id="rId332">
+        <w:r>
+          <w:rPr>
+            <w:lang w:val="en_US" w:bidi="en_US"/>
+          </w:rPr>
+          <w:rPr>
+            <w:color w:val="0000EE"/>
+            <w:u w:val="single"/>
+          </w:rPr>
+          <w:t>2 Tim 4:1</w:t>
+        </w:r>
+      </w:hyperlink>
+      <w:r>
+        <w:rPr>
+          <w:lang w:val="en_US" w:bidi="en_US"/>
+        </w:rPr>
+        <w:t xml:space="preserve">, </w:t>
+      </w:r>
+      <w:hyperlink r:id="rId333">
+        <w:r>
+          <w:rPr>
+            <w:lang w:val="en_US" w:bidi="en_US"/>
+          </w:rPr>
+          <w:rPr>
+            <w:color w:val="0000EE"/>
+            <w:u w:val="single"/>
+          </w:rPr>
+          <w:t>8</w:t>
+        </w:r>
+      </w:hyperlink>
+      <w:r>
+        <w:rPr>
+          <w:lang w:val="en_US" w:bidi="en_US"/>
+        </w:rPr>
+        <w:t xml:space="preserve">; </w:t>
+      </w:r>
+      <w:hyperlink r:id="rId18">
+        <w:r>
+          <w:rPr>
+            <w:lang w:val="en_US" w:bidi="en_US"/>
+          </w:rPr>
+          <w:rPr>
+            <w:color w:val="0000EE"/>
+            <w:u w:val="single"/>
+          </w:rPr>
+          <w:t>Titus 2:13</w:t>
+        </w:r>
+      </w:hyperlink>
+      <w:r>
+        <w:rPr>
+          <w:lang w:val="en_US" w:bidi="en_US"/>
+        </w:rPr>
+        <w:t xml:space="preserve">), are described in the letters to Timothy and Titus as “epiphanies” or “appearances.” An </w:t>
+      </w:r>
+      <w:r>
+        <w:rPr>
+          <w:i/>
+          <w:lang w:val="en_US" w:bidi="en_US"/>
+        </w:rPr>
+        <w:t>epiphany</w:t>
+      </w:r>
+      <w:r>
+        <w:rPr>
+          <w:lang w:val="en_US" w:bidi="en_US"/>
+        </w:rPr>
+        <w:t xml:space="preserve"> is a divine intervention in a particular historical moment. The church is positioned between these past and future appearances of Christ. Christ’s first, saving epiphany made possible a new life; his future epiphany will achieve final salvation. Though the present is evil (the “last times,” </w:t>
+      </w:r>
+      <w:hyperlink r:id="rId334">
+        <w:r>
+          <w:rPr>
+            <w:lang w:val="en_US" w:bidi="en_US"/>
+          </w:rPr>
+          <w:rPr>
+            <w:color w:val="0000EE"/>
+            <w:u w:val="single"/>
+          </w:rPr>
+          <w:t>1 Tim 4:1–3</w:t>
+        </w:r>
+      </w:hyperlink>
+      <w:r>
+        <w:rPr>
+          <w:lang w:val="en_US" w:bidi="en_US"/>
+        </w:rPr>
+        <w:t xml:space="preserve">; </w:t>
+      </w:r>
+      <w:hyperlink r:id="rId335">
+        <w:r>
+          <w:rPr>
+            <w:lang w:val="en_US" w:bidi="en_US"/>
+          </w:rPr>
+          <w:rPr>
+            <w:color w:val="0000EE"/>
+            <w:u w:val="single"/>
+          </w:rPr>
+          <w:t>2 Tim 3:1–9</w:t>
+        </w:r>
+      </w:hyperlink>
+      <w:r>
+        <w:rPr>
+          <w:lang w:val="en_US" w:bidi="en_US"/>
+        </w:rPr>
+        <w:t>), our anticipation of Christ’s appearance creates accountability for living a godly life in the present. By contrast, the false teachers advocated sinful behaviors because they assumed the resurrection had already occurred (</w:t>
+      </w:r>
+      <w:hyperlink r:id="rId311">
+        <w:r>
+          <w:rPr>
+            <w:lang w:val="en_US" w:bidi="en_US"/>
+          </w:rPr>
+          <w:rPr>
+            <w:color w:val="0000EE"/>
+            <w:u w:val="single"/>
+          </w:rPr>
           <w:t>2 Tim 2:18</w:t>
         </w:r>
       </w:hyperlink>
@@ -10572,234 +11476,36 @@
         <w:rPr>
           <w:lang w:val="en_US" w:bidi="en_US"/>
         </w:rPr>
-        <w:t xml:space="preserve">; </w:t>
-      </w:r>
-      <w:hyperlink r:id="rId312">
-        <w:r>
-          <w:rPr>
-            <w:lang w:val="en_US" w:bidi="en_US"/>
-          </w:rPr>
-          <w:rPr>
-            <w:color w:val="0000EE"/>
-            <w:u w:val="single"/>
-          </w:rPr>
-          <w:t>3:7</w:t>
-        </w:r>
-      </w:hyperlink>
-      <w:r>
-        <w:rPr>
-          <w:lang w:val="en_US" w:bidi="en_US"/>
-        </w:rPr>
-        <w:t xml:space="preserve">, </w:t>
-      </w:r>
-      <w:hyperlink r:id="rId313">
-        <w:r>
-          <w:rPr>
-            <w:lang w:val="en_US" w:bidi="en_US"/>
-          </w:rPr>
-          <w:rPr>
-            <w:color w:val="0000EE"/>
-            <w:u w:val="single"/>
-          </w:rPr>
-          <w:t>8</w:t>
-        </w:r>
-      </w:hyperlink>
-      <w:r>
-        <w:rPr>
-          <w:lang w:val="en_US" w:bidi="en_US"/>
-        </w:rPr>
-        <w:t xml:space="preserve">; </w:t>
-      </w:r>
-      <w:hyperlink r:id="rId314">
-        <w:r>
-          <w:rPr>
-            <w:lang w:val="en_US" w:bidi="en_US"/>
-          </w:rPr>
-          <w:rPr>
-            <w:color w:val="0000EE"/>
-            <w:u w:val="single"/>
-          </w:rPr>
-          <w:t>4:4</w:t>
-        </w:r>
-      </w:hyperlink>
-      <w:r>
-        <w:rPr>
-          <w:lang w:val="en_US" w:bidi="en_US"/>
-        </w:rPr>
-        <w:t xml:space="preserve">; </w:t>
-      </w:r>
-      <w:hyperlink r:id="rId32">
-        <w:r>
-          <w:rPr>
-            <w:lang w:val="en_US" w:bidi="en_US"/>
-          </w:rPr>
-          <w:rPr>
-            <w:color w:val="0000EE"/>
-            <w:u w:val="single"/>
-          </w:rPr>
-          <w:t>Titus 1:14</w:t>
-        </w:r>
-      </w:hyperlink>
-      <w:r>
-        <w:rPr>
-          <w:lang w:val="en_US" w:bidi="en_US"/>
-        </w:rPr>
-        <w:t xml:space="preserve">. • a show of godliness is just a way to become wealthy (see </w:t>
-      </w:r>
-      <w:hyperlink r:id="rId315">
-        <w:r>
-          <w:rPr>
-            <w:lang w:val="en_US" w:bidi="en_US"/>
-          </w:rPr>
-          <w:rPr>
-            <w:color w:val="0000EE"/>
-            <w:u w:val="single"/>
-          </w:rPr>
-          <w:t>1 Tim 2:2</w:t>
-        </w:r>
-      </w:hyperlink>
-      <w:r>
-        <w:rPr>
-          <w:lang w:val="en_US" w:bidi="en_US"/>
-        </w:rPr>
-        <w:t xml:space="preserve">; </w:t>
-      </w:r>
-      <w:hyperlink r:id="rId205">
-        <w:r>
-          <w:rPr>
-            <w:lang w:val="en_US" w:bidi="en_US"/>
-          </w:rPr>
-          <w:rPr>
-            <w:color w:val="0000EE"/>
-            <w:u w:val="single"/>
-          </w:rPr>
-          <w:t>3:8</w:t>
-        </w:r>
-      </w:hyperlink>
-      <w:r>
-        <w:rPr>
-          <w:lang w:val="en_US" w:bidi="en_US"/>
-        </w:rPr>
-        <w:t xml:space="preserve">; </w:t>
-      </w:r>
-      <w:hyperlink r:id="rId316">
-        <w:r>
-          <w:rPr>
-            <w:lang w:val="en_US" w:bidi="en_US"/>
-          </w:rPr>
-          <w:rPr>
-            <w:color w:val="0000EE"/>
-            <w:u w:val="single"/>
-          </w:rPr>
-          <w:t>4:8</w:t>
-        </w:r>
-      </w:hyperlink>
-      <w:r>
-        <w:rPr>
-          <w:lang w:val="en_US" w:bidi="en_US"/>
-        </w:rPr>
-        <w:t xml:space="preserve">; </w:t>
-      </w:r>
-      <w:hyperlink r:id="rId113">
-        <w:r>
-          <w:rPr>
-            <w:lang w:val="en_US" w:bidi="en_US"/>
-          </w:rPr>
-          <w:rPr>
-            <w:color w:val="0000EE"/>
-            <w:u w:val="single"/>
-          </w:rPr>
-          <w:t>6:3</w:t>
-        </w:r>
-      </w:hyperlink>
-      <w:r>
-        <w:rPr>
-          <w:lang w:val="en_US" w:bidi="en_US"/>
-        </w:rPr>
-        <w:t xml:space="preserve">; see also </w:t>
-      </w:r>
-      <w:hyperlink r:id="rId317">
-        <w:r>
-          <w:rPr>
-            <w:lang w:val="en_US" w:bidi="en_US"/>
-          </w:rPr>
-          <w:rPr>
-            <w:color w:val="0000EE"/>
-            <w:u w:val="single"/>
-          </w:rPr>
-          <w:t>2 Tim 3:2</w:t>
-        </w:r>
-      </w:hyperlink>
-      <w:r>
-        <w:rPr>
-          <w:lang w:val="en_US" w:bidi="en_US"/>
-        </w:rPr>
-        <w:t xml:space="preserve">; </w:t>
-      </w:r>
-      <w:hyperlink r:id="rId318">
-        <w:r>
-          <w:rPr>
-            <w:lang w:val="en_US" w:bidi="en_US"/>
-          </w:rPr>
-          <w:rPr>
-            <w:color w:val="0000EE"/>
-            <w:u w:val="single"/>
-          </w:rPr>
-          <w:t>Acts 8:9–25</w:t>
-        </w:r>
-      </w:hyperlink>
-      <w:r>
-        <w:rPr>
-          <w:lang w:val="en_US" w:bidi="en_US"/>
-        </w:rPr>
-        <w:t>): Just how these false teachers thought they would profit is not clear. In the wider culture there were many itinerant teachers who taught for pay. Abuse was common and often deserved the accusation that someone’s teaching was for “gain and glory.” Perhaps the false teachers of 1 Timothy were bringing this practice into the church or espousing some version of a prosperity gospel. They appear to have had an influence on wealthy believers (</w:t>
-      </w:r>
-      <w:hyperlink r:id="rId137">
-        <w:r>
-          <w:rPr>
-            <w:lang w:val="en_US" w:bidi="en_US"/>
-          </w:rPr>
-          <w:rPr>
-            <w:color w:val="0000EE"/>
-            <w:u w:val="single"/>
-          </w:rPr>
-          <w:t>1 Tim 6:17–19</w:t>
-        </w:r>
-      </w:hyperlink>
-      <w:r>
-        <w:rPr>
-          <w:lang w:val="en_US" w:bidi="en_US"/>
-        </w:rPr>
-        <w:t>), and possibly on women in particular (</w:t>
-      </w:r>
-      <w:hyperlink r:id="rId319">
-        <w:r>
-          <w:rPr>
-            <w:lang w:val="en_US" w:bidi="en_US"/>
-          </w:rPr>
-          <w:rPr>
-            <w:color w:val="0000EE"/>
-            <w:u w:val="single"/>
-          </w:rPr>
-          <w:t>2:9</w:t>
-        </w:r>
-      </w:hyperlink>
-      <w:r>
-        <w:rPr>
-          <w:lang w:val="en_US" w:bidi="en_US"/>
-        </w:rPr>
-        <w:t xml:space="preserve">; </w:t>
-      </w:r>
-      <w:hyperlink r:id="rId280">
-        <w:r>
-          <w:rPr>
-            <w:lang w:val="en_US" w:bidi="en_US"/>
-          </w:rPr>
-          <w:rPr>
-            <w:color w:val="0000EE"/>
-            <w:u w:val="single"/>
-          </w:rPr>
-          <w:t>5:6</w:t>
+        <w:t>). In response, Paul makes clear that salvation has begun but is not yet complete. The conduct of God’s household requires responsible living in the light of Christ’s past, present, and future saving work (</w:t>
+      </w:r>
+      <w:hyperlink r:id="rId336">
+        <w:r>
+          <w:rPr>
+            <w:lang w:val="en_US" w:bidi="en_US"/>
+          </w:rPr>
+          <w:rPr>
+            <w:color w:val="0000EE"/>
+            <w:u w:val="single"/>
+          </w:rPr>
+          <w:t>1 Tim 3:15–16</w:t>
+        </w:r>
+      </w:hyperlink>
+      <w:r>
+        <w:rPr>
+          <w:lang w:val="en_US" w:bidi="en_US"/>
+        </w:rPr>
+        <w:t xml:space="preserve">; </w:t>
+      </w:r>
+      <w:hyperlink r:id="rId54">
+        <w:r>
+          <w:rPr>
+            <w:lang w:val="en_US" w:bidi="en_US"/>
+          </w:rPr>
+          <w:rPr>
+            <w:color w:val="0000EE"/>
+            <w:u w:val="single"/>
+          </w:rPr>
+          <w:t>Titus 2:11–14</w:t>
         </w:r>
       </w:hyperlink>
       <w:r>
@@ -10835,116 +11541,146 @@
         <w:rPr>
           <w:lang w:val="en_US" w:bidi="en_US"/>
         </w:rPr>
-        <w:t>1 Timothy 6:6</w:t>
-      </w:r>
-      <w:r>
-        <w:rPr>
-          <w:lang w:val="en_US" w:bidi="en_US"/>
-        </w:rPr>
-      </w:r>
-    </w:p>
-    <w:p>
-      <w:pPr/>
-      <w:r>
-        <w:rPr>
-          <w:lang w:val="en_US" w:bidi="en_US"/>
-        </w:rPr>
-      </w:r>
-      <w:r>
-        <w:rPr>
-          <w:lang w:val="en_US" w:bidi="en_US"/>
-        </w:rPr>
-        <w:t xml:space="preserve">with contentment: This is not just a philosophical outlook but real dependence on the sufficiency of Christ. See </w:t>
-      </w:r>
-      <w:hyperlink r:id="rId316">
-        <w:r>
-          <w:rPr>
-            <w:lang w:val="en_US" w:bidi="en_US"/>
-          </w:rPr>
-          <w:rPr>
-            <w:color w:val="0000EE"/>
-            <w:u w:val="single"/>
-          </w:rPr>
-          <w:t>4:8</w:t>
-        </w:r>
-      </w:hyperlink>
-      <w:r>
-        <w:rPr>
-          <w:lang w:val="en_US" w:bidi="en_US"/>
-        </w:rPr>
-        <w:t xml:space="preserve">; </w:t>
-      </w:r>
-      <w:hyperlink r:id="rId320">
-        <w:r>
-          <w:rPr>
-            <w:lang w:val="en_US" w:bidi="en_US"/>
-          </w:rPr>
-          <w:rPr>
-            <w:color w:val="0000EE"/>
-            <w:u w:val="single"/>
-          </w:rPr>
-          <w:t>2 Cor 9:8</w:t>
-        </w:r>
-      </w:hyperlink>
-      <w:r>
-        <w:rPr>
-          <w:lang w:val="en_US" w:bidi="en_US"/>
-        </w:rPr>
-        <w:t xml:space="preserve">; </w:t>
-      </w:r>
-      <w:hyperlink r:id="rId321">
-        <w:r>
-          <w:rPr>
-            <w:lang w:val="en_US" w:bidi="en_US"/>
-          </w:rPr>
-          <w:rPr>
-            <w:color w:val="0000EE"/>
-            <w:u w:val="single"/>
-          </w:rPr>
-          <w:t>12:7–10</w:t>
-        </w:r>
-      </w:hyperlink>
-      <w:r>
-        <w:rPr>
-          <w:lang w:val="en_US" w:bidi="en_US"/>
-        </w:rPr>
-        <w:t xml:space="preserve">; </w:t>
-      </w:r>
-      <w:hyperlink r:id="rId322">
-        <w:r>
-          <w:rPr>
-            <w:lang w:val="en_US" w:bidi="en_US"/>
-          </w:rPr>
-          <w:rPr>
-            <w:color w:val="0000EE"/>
-            <w:u w:val="single"/>
-          </w:rPr>
-          <w:t>Phil 4:10–13</w:t>
-        </w:r>
-      </w:hyperlink>
-      <w:r>
-        <w:rPr>
-          <w:lang w:val="en_US" w:bidi="en_US"/>
-        </w:rPr>
-        <w:t xml:space="preserve">; </w:t>
-      </w:r>
-      <w:hyperlink r:id="rId323">
-        <w:r>
-          <w:rPr>
-            <w:lang w:val="en_US" w:bidi="en_US"/>
-          </w:rPr>
-          <w:rPr>
-            <w:color w:val="0000EE"/>
-            <w:u w:val="single"/>
-          </w:rPr>
-          <w:t>Heb 13:5</w:t>
-        </w:r>
-      </w:hyperlink>
-      <w:r>
-        <w:rPr>
-          <w:lang w:val="en_US" w:bidi="en_US"/>
-        </w:rPr>
-        <w:t>.</w:t>
+        <w:t>1 Timothy 6:15–16</w:t>
+      </w:r>
+      <w:r>
+        <w:rPr>
+          <w:lang w:val="en_US" w:bidi="en_US"/>
+        </w:rPr>
+      </w:r>
+    </w:p>
+    <w:p>
+      <w:pPr/>
+      <w:r>
+        <w:rPr>
+          <w:lang w:val="en_US" w:bidi="en_US"/>
+        </w:rPr>
+      </w:r>
+      <w:r>
+        <w:rPr>
+          <w:lang w:val="en_US" w:bidi="en_US"/>
+        </w:rPr>
+        <w:t xml:space="preserve">At just the right time (cp. </w:t>
+      </w:r>
+      <w:hyperlink r:id="rId337">
+        <w:r>
+          <w:rPr>
+            <w:lang w:val="en_US" w:bidi="en_US"/>
+          </w:rPr>
+          <w:rPr>
+            <w:color w:val="0000EE"/>
+            <w:u w:val="single"/>
+          </w:rPr>
+          <w:t>2:6</w:t>
+        </w:r>
+      </w:hyperlink>
+      <w:r>
+        <w:rPr>
+          <w:lang w:val="en_US" w:bidi="en_US"/>
+        </w:rPr>
+        <w:t>), God will complete the salvation promised to us before the world began (</w:t>
+      </w:r>
+      <w:hyperlink r:id="rId338">
+        <w:r>
+          <w:rPr>
+            <w:lang w:val="en_US" w:bidi="en_US"/>
+          </w:rPr>
+          <w:rPr>
+            <w:color w:val="0000EE"/>
+            <w:u w:val="single"/>
+          </w:rPr>
+          <w:t>2 Tim 1:9</w:t>
+        </w:r>
+      </w:hyperlink>
+      <w:r>
+        <w:rPr>
+          <w:lang w:val="en_US" w:bidi="en_US"/>
+        </w:rPr>
+        <w:t xml:space="preserve">; </w:t>
+      </w:r>
+      <w:hyperlink r:id="rId339">
+        <w:r>
+          <w:rPr>
+            <w:lang w:val="en_US" w:bidi="en_US"/>
+          </w:rPr>
+          <w:rPr>
+            <w:color w:val="0000EE"/>
+            <w:u w:val="single"/>
+          </w:rPr>
+          <w:t>Titus 1:2</w:t>
+        </w:r>
+      </w:hyperlink>
+      <w:r>
+        <w:rPr>
+          <w:lang w:val="en_US" w:bidi="en_US"/>
+        </w:rPr>
+        <w:t>), which Christ enacted in his first appearance (</w:t>
+      </w:r>
+      <w:hyperlink r:id="rId337">
+        <w:r>
+          <w:rPr>
+            <w:lang w:val="en_US" w:bidi="en_US"/>
+          </w:rPr>
+          <w:rPr>
+            <w:color w:val="0000EE"/>
+            <w:u w:val="single"/>
+          </w:rPr>
+          <w:t>1 Tim 2:6</w:t>
+        </w:r>
+      </w:hyperlink>
+      <w:r>
+        <w:rPr>
+          <w:lang w:val="en_US" w:bidi="en_US"/>
+        </w:rPr>
+        <w:t xml:space="preserve">; </w:t>
+      </w:r>
+      <w:hyperlink r:id="rId340">
+        <w:r>
+          <w:rPr>
+            <w:lang w:val="en_US" w:bidi="en_US"/>
+          </w:rPr>
+          <w:rPr>
+            <w:color w:val="0000EE"/>
+            <w:u w:val="single"/>
+          </w:rPr>
+          <w:t>Titus 1:3</w:t>
+        </w:r>
+      </w:hyperlink>
+      <w:r>
+        <w:rPr>
+          <w:lang w:val="en_US" w:bidi="en_US"/>
+        </w:rPr>
+        <w:t xml:space="preserve">). The saving work of Christ is positioned within God’s sovereign and eternal purposes. This thought leads naturally into worship of God our Savior (cp. </w:t>
+      </w:r>
+      <w:hyperlink r:id="rId341">
+        <w:r>
+          <w:rPr>
+            <w:lang w:val="en_US" w:bidi="en_US"/>
+          </w:rPr>
+          <w:rPr>
+            <w:color w:val="0000EE"/>
+            <w:u w:val="single"/>
+          </w:rPr>
+          <w:t>1 Tim 1:17</w:t>
+        </w:r>
+      </w:hyperlink>
+      <w:r>
+        <w:rPr>
+          <w:lang w:val="en_US" w:bidi="en_US"/>
+        </w:rPr>
+        <w:t xml:space="preserve">). • This material might be quoted from a baptismal confession (see </w:t>
+      </w:r>
+      <w:r>
+        <w:rPr>
+          <w:lang w:val="en_US" w:bidi="en_US"/>
+        </w:rPr>
+        <w:t>study note on 6:12</w:t>
+      </w:r>
+      <w:r>
+        <w:rPr>
+          <w:lang w:val="en_US" w:bidi="en_US"/>
+        </w:rPr>
+        <w:t>).</w:t>
       </w:r>
       <w:r>
         <w:rPr>
@@ -10973,26 +11709,152 @@
         <w:rPr>
           <w:lang w:val="en_US" w:bidi="en_US"/>
         </w:rPr>
-        <w:t>1 Timothy 6:11–16</w:t>
-      </w:r>
-      <w:r>
-        <w:rPr>
-          <w:lang w:val="en_US" w:bidi="en_US"/>
-        </w:rPr>
-      </w:r>
-    </w:p>
-    <w:p>
-      <w:pPr/>
-      <w:r>
-        <w:rPr>
-          <w:lang w:val="en_US" w:bidi="en_US"/>
-        </w:rPr>
-      </w:r>
-      <w:r>
-        <w:rPr>
-          <w:lang w:val="en_US" w:bidi="en_US"/>
-        </w:rPr>
-        <w:t>Before ending the discussion of wealth, Paul exhorts Timothy to live beyond reproach, commanding him to flee from desire for wealth.</w:t>
+        <w:t>1 Timothy 6:17–18</w:t>
+      </w:r>
+      <w:r>
+        <w:rPr>
+          <w:lang w:val="en_US" w:bidi="en_US"/>
+        </w:rPr>
+      </w:r>
+    </w:p>
+    <w:p>
+      <w:pPr/>
+      <w:r>
+        <w:rPr>
+          <w:lang w:val="en_US" w:bidi="en_US"/>
+        </w:rPr>
+      </w:r>
+      <w:r>
+        <w:rPr>
+          <w:lang w:val="en_US" w:bidi="en_US"/>
+        </w:rPr>
+        <w:t>for our enjoyment: Christian hope does not lead to asceticism or communism but to the management of resources (</w:t>
+      </w:r>
+      <w:hyperlink r:id="rId342">
+        <w:r>
+          <w:rPr>
+            <w:lang w:val="en_US" w:bidi="en_US"/>
+          </w:rPr>
+          <w:rPr>
+            <w:color w:val="0000EE"/>
+            <w:u w:val="single"/>
+          </w:rPr>
+          <w:t>Gen 1:28–30</w:t>
+        </w:r>
+      </w:hyperlink>
+      <w:r>
+        <w:rPr>
+          <w:lang w:val="en_US" w:bidi="en_US"/>
+        </w:rPr>
+        <w:t xml:space="preserve">; </w:t>
+      </w:r>
+      <w:hyperlink r:id="rId343">
+        <w:r>
+          <w:rPr>
+            <w:lang w:val="en_US" w:bidi="en_US"/>
+          </w:rPr>
+          <w:rPr>
+            <w:color w:val="0000EE"/>
+            <w:u w:val="single"/>
+          </w:rPr>
+          <w:t>2:15</w:t>
+        </w:r>
+      </w:hyperlink>
+      <w:r>
+        <w:rPr>
+          <w:lang w:val="en_US" w:bidi="en_US"/>
+        </w:rPr>
+        <w:t xml:space="preserve">), which we are to use for enjoyment (see </w:t>
+      </w:r>
+      <w:hyperlink r:id="rId344">
+        <w:r>
+          <w:rPr>
+            <w:lang w:val="en_US" w:bidi="en_US"/>
+          </w:rPr>
+          <w:rPr>
+            <w:color w:val="0000EE"/>
+            <w:u w:val="single"/>
+          </w:rPr>
+          <w:t>1 Tim 4:3–5</w:t>
+        </w:r>
+      </w:hyperlink>
+      <w:r>
+        <w:rPr>
+          <w:lang w:val="en_US" w:bidi="en_US"/>
+        </w:rPr>
+        <w:t xml:space="preserve">; </w:t>
+      </w:r>
+      <w:hyperlink r:id="rId345">
+        <w:r>
+          <w:rPr>
+            <w:lang w:val="en_US" w:bidi="en_US"/>
+          </w:rPr>
+          <w:rPr>
+            <w:color w:val="0000EE"/>
+            <w:u w:val="single"/>
+          </w:rPr>
+          <w:t>Ps 145:16</w:t>
+        </w:r>
+      </w:hyperlink>
+      <w:r>
+        <w:rPr>
+          <w:lang w:val="en_US" w:bidi="en_US"/>
+        </w:rPr>
+        <w:t xml:space="preserve">; </w:t>
+      </w:r>
+      <w:hyperlink r:id="rId346">
+        <w:r>
+          <w:rPr>
+            <w:lang w:val="en_US" w:bidi="en_US"/>
+          </w:rPr>
+          <w:rPr>
+            <w:color w:val="0000EE"/>
+            <w:u w:val="single"/>
+          </w:rPr>
+          <w:t>Acts 14:17</w:t>
+        </w:r>
+      </w:hyperlink>
+      <w:r>
+        <w:rPr>
+          <w:lang w:val="en_US" w:bidi="en_US"/>
+        </w:rPr>
+        <w:t xml:space="preserve">) and for sharing Christ’s love with others (see </w:t>
+      </w:r>
+      <w:hyperlink r:id="rId347">
+        <w:r>
+          <w:rPr>
+            <w:lang w:val="en_US" w:bidi="en_US"/>
+          </w:rPr>
+          <w:rPr>
+            <w:color w:val="0000EE"/>
+            <w:u w:val="single"/>
+          </w:rPr>
+          <w:t>Luke 12:16–34</w:t>
+        </w:r>
+      </w:hyperlink>
+      <w:r>
+        <w:rPr>
+          <w:lang w:val="en_US" w:bidi="en_US"/>
+        </w:rPr>
+        <w:t xml:space="preserve">; </w:t>
+      </w:r>
+      <w:hyperlink r:id="rId348">
+        <w:r>
+          <w:rPr>
+            <w:lang w:val="en_US" w:bidi="en_US"/>
+          </w:rPr>
+          <w:rPr>
+            <w:color w:val="0000EE"/>
+            <w:u w:val="single"/>
+          </w:rPr>
+          <w:t>2 Cor 8:1–9:15</w:t>
+        </w:r>
+      </w:hyperlink>
+      <w:r>
+        <w:rPr>
+          <w:lang w:val="en_US" w:bidi="en_US"/>
+        </w:rPr>
+        <w:t>).</w:t>
       </w:r>
       <w:r>
         <w:rPr>
@@ -11021,44 +11883,80 @@
         <w:rPr>
           <w:lang w:val="en_US" w:bidi="en_US"/>
         </w:rPr>
-        <w:t>1 Timothy 6:12</w:t>
-      </w:r>
-      <w:r>
-        <w:rPr>
-          <w:lang w:val="en_US" w:bidi="en_US"/>
-        </w:rPr>
-      </w:r>
-    </w:p>
-    <w:p>
-      <w:pPr/>
-      <w:r>
-        <w:rPr>
-          <w:lang w:val="en_US" w:bidi="en_US"/>
-        </w:rPr>
-      </w:r>
-      <w:r>
-        <w:rPr>
-          <w:lang w:val="en_US" w:bidi="en_US"/>
-        </w:rPr>
-        <w:t xml:space="preserve">The promise of eternal life moderates the appeal of wealth (cp. </w:t>
-      </w:r>
-      <w:hyperlink r:id="rId324">
-        <w:r>
-          <w:rPr>
-            <w:lang w:val="en_US" w:bidi="en_US"/>
-          </w:rPr>
-          <w:rPr>
-            <w:color w:val="0000EE"/>
-            <w:u w:val="single"/>
-          </w:rPr>
-          <w:t>6:19</w:t>
-        </w:r>
-      </w:hyperlink>
-      <w:r>
-        <w:rPr>
-          <w:lang w:val="en_US" w:bidi="en_US"/>
-        </w:rPr>
-        <w:t>). • Paul is probably referring to the time when Timothy declared his faith at baptism.</w:t>
+        <w:t>1 Timothy 6:17–19</w:t>
+      </w:r>
+      <w:r>
+        <w:rPr>
+          <w:lang w:val="en_US" w:bidi="en_US"/>
+        </w:rPr>
+      </w:r>
+    </w:p>
+    <w:p>
+      <w:pPr/>
+      <w:r>
+        <w:rPr>
+          <w:lang w:val="en_US" w:bidi="en_US"/>
+        </w:rPr>
+      </w:r>
+      <w:r>
+        <w:rPr>
+          <w:lang w:val="en_US" w:bidi="en_US"/>
+        </w:rPr>
+        <w:t xml:space="preserve">In light of </w:t>
+      </w:r>
+      <w:hyperlink r:id="rId349">
+        <w:r>
+          <w:rPr>
+            <w:lang w:val="en_US" w:bidi="en_US"/>
+          </w:rPr>
+          <w:rPr>
+            <w:color w:val="0000EE"/>
+            <w:u w:val="single"/>
+          </w:rPr>
+          <w:t>6:11–16</w:t>
+        </w:r>
+      </w:hyperlink>
+      <w:r>
+        <w:rPr>
+          <w:lang w:val="en_US" w:bidi="en_US"/>
+        </w:rPr>
+        <w:t>, it is folly to treasure the transient wealth of this age (</w:t>
+      </w:r>
+      <w:hyperlink r:id="rId350">
+        <w:r>
+          <w:rPr>
+            <w:lang w:val="en_US" w:bidi="en_US"/>
+          </w:rPr>
+          <w:rPr>
+            <w:color w:val="0000EE"/>
+            <w:u w:val="single"/>
+          </w:rPr>
+          <w:t>Jas 5:3</w:t>
+        </w:r>
+      </w:hyperlink>
+      <w:r>
+        <w:rPr>
+          <w:lang w:val="en_US" w:bidi="en_US"/>
+        </w:rPr>
+        <w:t xml:space="preserve">). It is better to store up treasure for the coming age through trust in God and by being rich in good works and generous in love for others (see </w:t>
+      </w:r>
+      <w:hyperlink r:id="rId351">
+        <w:r>
+          <w:rPr>
+            <w:lang w:val="en_US" w:bidi="en_US"/>
+          </w:rPr>
+          <w:rPr>
+            <w:color w:val="0000EE"/>
+            <w:u w:val="single"/>
+          </w:rPr>
+          <w:t>1 Tim 1:5</w:t>
+        </w:r>
+      </w:hyperlink>
+      <w:r>
+        <w:rPr>
+          <w:lang w:val="en_US" w:bidi="en_US"/>
+        </w:rPr>
+        <w:t>).</w:t>
       </w:r>
       <w:r>
         <w:rPr>
@@ -11087,26 +11985,71 @@
         <w:rPr>
           <w:lang w:val="en_US" w:bidi="en_US"/>
         </w:rPr>
-        <w:t>1 Timothy 6:13</w:t>
-      </w:r>
-      <w:r>
-        <w:rPr>
-          <w:lang w:val="en_US" w:bidi="en_US"/>
-        </w:rPr>
-      </w:r>
-    </w:p>
-    <w:p>
-      <w:pPr/>
-      <w:r>
-        <w:rPr>
-          <w:lang w:val="en_US" w:bidi="en_US"/>
-        </w:rPr>
-      </w:r>
-      <w:r>
-        <w:rPr>
-          <w:lang w:val="en_US" w:bidi="en_US"/>
-        </w:rPr>
-        <w:t xml:space="preserve">Paul emphasizes the historical nature of Christ’s mediating work (see </w:t>
+        <w:t>1 Timothy 6:20</w:t>
+      </w:r>
+      <w:r>
+        <w:rPr>
+          <w:lang w:val="en_US" w:bidi="en_US"/>
+        </w:rPr>
+      </w:r>
+    </w:p>
+    <w:p>
+      <w:pPr/>
+      <w:r>
+        <w:rPr>
+          <w:lang w:val="en_US" w:bidi="en_US"/>
+        </w:rPr>
+      </w:r>
+      <w:r>
+        <w:rPr>
+          <w:i/>
+          <w:lang w:val="en_US" w:bidi="en_US"/>
+        </w:rPr>
+        <w:t>what has been entrusted to you</w:t>
+      </w:r>
+      <w:r>
+        <w:rPr>
+          <w:i/>
+          <w:lang w:val="en_US" w:bidi="en_US"/>
+        </w:rPr>
+        <w:t xml:space="preserve"> </w:t>
+      </w:r>
+      <w:r>
+        <w:rPr>
+          <w:lang w:val="en_US" w:bidi="en_US"/>
+        </w:rPr>
+        <w:t xml:space="preserve">(literally </w:t>
+      </w:r>
+      <w:r>
+        <w:rPr>
+          <w:i/>
+          <w:lang w:val="en_US" w:bidi="en_US"/>
+        </w:rPr>
+        <w:t>the deposit</w:t>
+      </w:r>
+      <w:r>
+        <w:rPr>
+          <w:lang w:val="en_US" w:bidi="en_US"/>
+        </w:rPr>
+        <w:t>): The good news about Jesus is a deposit given to the church and its leaders to keep safe (</w:t>
+      </w:r>
+      <w:hyperlink r:id="rId13">
+        <w:r>
+          <w:rPr>
+            <w:lang w:val="en_US" w:bidi="en_US"/>
+          </w:rPr>
+          <w:rPr>
+            <w:color w:val="0000EE"/>
+            <w:u w:val="single"/>
+          </w:rPr>
+          <w:t>1:15</w:t>
+        </w:r>
+      </w:hyperlink>
+      <w:r>
+        <w:rPr>
+          <w:lang w:val="en_US" w:bidi="en_US"/>
+        </w:rPr>
+        <w:t xml:space="preserve">; </w:t>
       </w:r>
       <w:hyperlink r:id="rId325">
         <w:r>
@@ -11124,79 +12067,187 @@
         <w:rPr>
           <w:lang w:val="en_US" w:bidi="en_US"/>
         </w:rPr>
-        <w:t>). The testimony of Christ Jesus at his trial before Pontius Pilate (</w:t>
-      </w:r>
-      <w:hyperlink r:id="rId326">
-        <w:r>
-          <w:rPr>
-            <w:lang w:val="en_US" w:bidi="en_US"/>
-          </w:rPr>
-          <w:rPr>
-            <w:color w:val="0000EE"/>
-            <w:u w:val="single"/>
-          </w:rPr>
-          <w:t>Matt 27:11–14</w:t>
-        </w:r>
-      </w:hyperlink>
-      <w:r>
-        <w:rPr>
-          <w:lang w:val="en_US" w:bidi="en_US"/>
-        </w:rPr>
-        <w:t xml:space="preserve">; </w:t>
-      </w:r>
-      <w:hyperlink r:id="rId327">
-        <w:r>
-          <w:rPr>
-            <w:lang w:val="en_US" w:bidi="en_US"/>
-          </w:rPr>
-          <w:rPr>
-            <w:color w:val="0000EE"/>
-            <w:u w:val="single"/>
-          </w:rPr>
-          <w:t>Luke 23:1–4</w:t>
-        </w:r>
-      </w:hyperlink>
-      <w:r>
-        <w:rPr>
-          <w:lang w:val="en_US" w:bidi="en_US"/>
-        </w:rPr>
-        <w:t xml:space="preserve">; </w:t>
-      </w:r>
-      <w:hyperlink r:id="rId328">
-        <w:r>
-          <w:rPr>
-            <w:lang w:val="en_US" w:bidi="en_US"/>
-          </w:rPr>
-          <w:rPr>
-            <w:color w:val="0000EE"/>
-            <w:u w:val="single"/>
-          </w:rPr>
-          <w:t>John 18:33–38</w:t>
-        </w:r>
-      </w:hyperlink>
-      <w:r>
-        <w:rPr>
-          <w:lang w:val="en_US" w:bidi="en_US"/>
-        </w:rPr>
-        <w:t xml:space="preserve">; </w:t>
-      </w:r>
-      <w:hyperlink r:id="rId329">
-        <w:r>
-          <w:rPr>
-            <w:lang w:val="en_US" w:bidi="en_US"/>
-          </w:rPr>
-          <w:rPr>
-            <w:color w:val="0000EE"/>
-            <w:u w:val="single"/>
-          </w:rPr>
-          <w:t>19:9–11</w:t>
-        </w:r>
-      </w:hyperlink>
-      <w:r>
-        <w:rPr>
-          <w:lang w:val="en_US" w:bidi="en_US"/>
-        </w:rPr>
-        <w:t>) holds up his example as an incentive for Timothy to remain steadfast under pressure.</w:t>
+        <w:t xml:space="preserve">; </w:t>
+      </w:r>
+      <w:hyperlink r:id="rId110">
+        <w:r>
+          <w:rPr>
+            <w:lang w:val="en_US" w:bidi="en_US"/>
+          </w:rPr>
+          <w:rPr>
+            <w:color w:val="0000EE"/>
+            <w:u w:val="single"/>
+          </w:rPr>
+          <w:t>3:16</w:t>
+        </w:r>
+      </w:hyperlink>
+      <w:r>
+        <w:rPr>
+          <w:lang w:val="en_US" w:bidi="en_US"/>
+        </w:rPr>
+        <w:t>). It includes an entire way of life (</w:t>
+      </w:r>
+      <w:hyperlink r:id="rId352">
+        <w:r>
+          <w:rPr>
+            <w:lang w:val="en_US" w:bidi="en_US"/>
+          </w:rPr>
+          <w:rPr>
+            <w:color w:val="0000EE"/>
+            <w:u w:val="single"/>
+          </w:rPr>
+          <w:t>2 Timothy 1:13–14</w:t>
+        </w:r>
+      </w:hyperlink>
+      <w:r>
+        <w:rPr>
+          <w:lang w:val="en_US" w:bidi="en_US"/>
+        </w:rPr>
+        <w:t xml:space="preserve">; </w:t>
+      </w:r>
+      <w:hyperlink r:id="rId240">
+        <w:r>
+          <w:rPr>
+            <w:lang w:val="en_US" w:bidi="en_US"/>
+          </w:rPr>
+          <w:rPr>
+            <w:color w:val="0000EE"/>
+            <w:u w:val="single"/>
+          </w:rPr>
+          <w:t>3:10–11</w:t>
+        </w:r>
+      </w:hyperlink>
+      <w:r>
+        <w:rPr>
+          <w:lang w:val="en_US" w:bidi="en_US"/>
+        </w:rPr>
+        <w:t>). It strengthens and cleanses the church when confronted with false teachings in challenging times (</w:t>
+      </w:r>
+      <w:hyperlink r:id="rId353">
+        <w:r>
+          <w:rPr>
+            <w:lang w:val="en_US" w:bidi="en_US"/>
+          </w:rPr>
+          <w:rPr>
+            <w:color w:val="0000EE"/>
+            <w:u w:val="single"/>
+          </w:rPr>
+          <w:t>2 Timothy 3:1</w:t>
+        </w:r>
+      </w:hyperlink>
+      <w:r>
+        <w:rPr>
+          <w:lang w:val="en_US" w:bidi="en_US"/>
+        </w:rPr>
+        <w:t xml:space="preserve">). The deposit is part of the church's tradition (see </w:t>
+      </w:r>
+      <w:hyperlink r:id="rId354">
+        <w:r>
+          <w:rPr>
+            <w:lang w:val="en_US" w:bidi="en_US"/>
+          </w:rPr>
+          <w:rPr>
+            <w:color w:val="0000EE"/>
+            <w:u w:val="single"/>
+          </w:rPr>
+          <w:t>2 Timothy 2:2</w:t>
+        </w:r>
+      </w:hyperlink>
+      <w:r>
+        <w:rPr>
+          <w:lang w:val="en_US" w:bidi="en_US"/>
+        </w:rPr>
+        <w:t xml:space="preserve">; </w:t>
+      </w:r>
+      <w:hyperlink r:id="rId355">
+        <w:r>
+          <w:rPr>
+            <w:lang w:val="en_US" w:bidi="en_US"/>
+          </w:rPr>
+          <w:rPr>
+            <w:color w:val="0000EE"/>
+            <w:u w:val="single"/>
+          </w:rPr>
+          <w:t>1 Corinthians 11:23–25</w:t>
+        </w:r>
+      </w:hyperlink>
+      <w:r>
+        <w:rPr>
+          <w:lang w:val="en_US" w:bidi="en_US"/>
+        </w:rPr>
+        <w:t xml:space="preserve">; </w:t>
+      </w:r>
+      <w:hyperlink r:id="rId356">
+        <w:r>
+          <w:rPr>
+            <w:lang w:val="en_US" w:bidi="en_US"/>
+          </w:rPr>
+          <w:rPr>
+            <w:color w:val="0000EE"/>
+            <w:u w:val="single"/>
+          </w:rPr>
+          <w:t>15:1–8</w:t>
+        </w:r>
+      </w:hyperlink>
+      <w:r>
+        <w:rPr>
+          <w:lang w:val="en_US" w:bidi="en_US"/>
+        </w:rPr>
+        <w:t xml:space="preserve">; </w:t>
+      </w:r>
+      <w:hyperlink r:id="rId357">
+        <w:r>
+          <w:rPr>
+            <w:lang w:val="en_US" w:bidi="en_US"/>
+          </w:rPr>
+          <w:rPr>
+            <w:color w:val="0000EE"/>
+            <w:u w:val="single"/>
+          </w:rPr>
+          <w:t>2 Thessalonians 2:15</w:t>
+        </w:r>
+      </w:hyperlink>
+      <w:r>
+        <w:rPr>
+          <w:lang w:val="en_US" w:bidi="en_US"/>
+        </w:rPr>
+        <w:t xml:space="preserve">; </w:t>
+      </w:r>
+      <w:hyperlink r:id="rId358">
+        <w:r>
+          <w:rPr>
+            <w:lang w:val="en_US" w:bidi="en_US"/>
+          </w:rPr>
+          <w:rPr>
+            <w:color w:val="0000EE"/>
+            <w:u w:val="single"/>
+          </w:rPr>
+          <w:t>3:6</w:t>
+        </w:r>
+      </w:hyperlink>
+      <w:r>
+        <w:rPr>
+          <w:lang w:val="en_US" w:bidi="en_US"/>
+        </w:rPr>
+        <w:t xml:space="preserve">). It needs creative and true interpretation to address changing situations and problems (see </w:t>
+      </w:r>
+      <w:hyperlink r:id="rId359">
+        <w:r>
+          <w:rPr>
+            <w:lang w:val="en_US" w:bidi="en_US"/>
+          </w:rPr>
+          <w:rPr>
+            <w:color w:val="0000EE"/>
+            <w:u w:val="single"/>
+          </w:rPr>
+          <w:t>2 Timothy 1:12–14</w:t>
+        </w:r>
+      </w:hyperlink>
+      <w:r>
+        <w:rPr>
+          <w:lang w:val="en_US" w:bidi="en_US"/>
+        </w:rPr>
+        <w:t>).</w:t>
       </w:r>
       <w:r>
         <w:rPr>
@@ -11225,1139 +12276,193 @@
         <w:rPr>
           <w:lang w:val="en_US" w:bidi="en_US"/>
         </w:rPr>
-        <w:t>1 Timothy 6:14</w:t>
-      </w:r>
-      <w:r>
-        <w:rPr>
-          <w:lang w:val="en_US" w:bidi="en_US"/>
-        </w:rPr>
-      </w:r>
-    </w:p>
-    <w:p>
-      <w:pPr/>
-      <w:r>
-        <w:rPr>
-          <w:lang w:val="en_US" w:bidi="en_US"/>
-        </w:rPr>
-      </w:r>
-      <w:r>
-        <w:rPr>
-          <w:lang w:val="en_US" w:bidi="en_US"/>
-        </w:rPr>
-        <w:t xml:space="preserve">until our Lord Jesus Christ comes again (literally </w:t>
+        <w:t>1 Timothy 6:20–21</w:t>
+      </w:r>
+      <w:r>
+        <w:rPr>
+          <w:lang w:val="en_US" w:bidi="en_US"/>
+        </w:rPr>
+      </w:r>
+    </w:p>
+    <w:p>
+      <w:pPr/>
+      <w:r>
+        <w:rPr>
+          <w:lang w:val="en_US" w:bidi="en_US"/>
+        </w:rPr>
+      </w:r>
+      <w:r>
+        <w:rPr>
+          <w:lang w:val="en_US" w:bidi="en_US"/>
+        </w:rPr>
+        <w:t xml:space="preserve">This short but pointed message emphasizes how important Timothy's task is in Ephesus (see </w:t>
+      </w:r>
+      <w:hyperlink r:id="rId67">
+        <w:r>
+          <w:rPr>
+            <w:lang w:val="en_US" w:bidi="en_US"/>
+          </w:rPr>
+          <w:rPr>
+            <w:color w:val="0000EE"/>
+            <w:u w:val="single"/>
+          </w:rPr>
+          <w:t>1:18–20</w:t>
+        </w:r>
+      </w:hyperlink>
+      <w:r>
+        <w:rPr>
+          <w:lang w:val="en_US" w:bidi="en_US"/>
+        </w:rPr>
+        <w:t xml:space="preserve">; </w:t>
+      </w:r>
+      <w:hyperlink r:id="rId352">
+        <w:r>
+          <w:rPr>
+            <w:lang w:val="en_US" w:bidi="en_US"/>
+          </w:rPr>
+          <w:rPr>
+            <w:color w:val="0000EE"/>
+            <w:u w:val="single"/>
+          </w:rPr>
+          <w:t>2 Timothy 1:13–14</w:t>
+        </w:r>
+      </w:hyperlink>
+      <w:r>
+        <w:rPr>
+          <w:lang w:val="en_US" w:bidi="en_US"/>
+        </w:rPr>
+        <w:t>).</w:t>
+      </w:r>
+      <w:r>
+        <w:rPr>
+          <w:lang w:val="en_US" w:bidi="en_US"/>
+        </w:rPr>
+      </w:r>
+      <w:r>
+        <w:rPr>
+          <w:lang w:val="en_US" w:bidi="en_US"/>
+        </w:rPr>
+      </w:r>
+    </w:p>
+    <w:p>
+      <w:pPr/>
+      <w:r>
+        <w:rPr>
+          <w:lang w:val="en_US" w:bidi="en_US"/>
+        </w:rPr>
+      </w:r>
+    </w:p>
+    <w:p>
+      <w:pPr>
+        <w:pStyle w:val="Heading2"/>
+      </w:pPr>
+      <w:r>
+        <w:rPr>
+          <w:lang w:val="en_US" w:bidi="en_US"/>
+        </w:rPr>
+        <w:t>1 Timothy 6:21</w:t>
+      </w:r>
+      <w:r>
+        <w:rPr>
+          <w:lang w:val="en_US" w:bidi="en_US"/>
+        </w:rPr>
+      </w:r>
+    </w:p>
+    <w:p>
+      <w:pPr>
+        <w:pStyle w:val="ListBullet"/>
+        <w:spacing w:line="240" w:lineRule="auto"/>
+        <w:ind w:left="720"/>
+      </w:pPr>
+      <w:r>
+        <w:rPr>
+          <w:lang w:val="en_US" w:bidi="en_US"/>
+        </w:rPr>
+      </w:r>
+      <w:r>
+        <w:rPr>
+          <w:lang w:val="en_US" w:bidi="en_US"/>
+        </w:rPr>
+        <w:t xml:space="preserve">The letter ends suddenly. There was no need for mission directions (see </w:t>
+      </w:r>
+      <w:hyperlink r:id="rId360">
+        <w:r>
+          <w:rPr>
+            <w:lang w:val="en_US" w:bidi="en_US"/>
+          </w:rPr>
+          <w:rPr>
+            <w:color w:val="0000EE"/>
+            <w:u w:val="single"/>
+          </w:rPr>
+          <w:t>Titus 3:12–14</w:t>
+        </w:r>
+      </w:hyperlink>
+      <w:r>
+        <w:rPr>
+          <w:lang w:val="en_US" w:bidi="en_US"/>
+        </w:rPr>
+        <w:t xml:space="preserve">). Greetings were either not necessary or not appropriate (see </w:t>
+      </w:r>
+      <w:hyperlink r:id="rId361">
+        <w:r>
+          <w:rPr>
+            <w:lang w:val="en_US" w:bidi="en_US"/>
+          </w:rPr>
+          <w:rPr>
+            <w:color w:val="0000EE"/>
+            <w:u w:val="single"/>
+          </w:rPr>
+          <w:t>Titus 3:15</w:t>
+        </w:r>
+      </w:hyperlink>
+      <w:r>
+        <w:rPr>
+          <w:lang w:val="en_US" w:bidi="en_US"/>
+        </w:rPr>
+        <w:t xml:space="preserve">; </w:t>
+      </w:r>
+      <w:hyperlink r:id="rId362">
+        <w:r>
+          <w:rPr>
+            <w:lang w:val="en_US" w:bidi="en_US"/>
+          </w:rPr>
+          <w:rPr>
+            <w:color w:val="0000EE"/>
+            <w:u w:val="single"/>
+          </w:rPr>
+          <w:t>Romans 16:3–16</w:t>
+        </w:r>
+      </w:hyperlink>
+      <w:r>
+        <w:rPr>
+          <w:lang w:val="en_US" w:bidi="en_US"/>
+        </w:rPr>
+        <w:t>).</w:t>
+      </w:r>
+    </w:p>
+    <w:p>
+      <w:pPr>
+        <w:pStyle w:val="ListBullet"/>
+        <w:spacing w:line="240" w:lineRule="auto"/>
+        <w:ind w:left="720"/>
+      </w:pPr>
+      <w:r>
+        <w:rPr>
+          <w:lang w:val="en_US" w:bidi="en_US"/>
+        </w:rPr>
       </w:r>
       <w:r>
         <w:rPr>
           <w:i/>
           <w:lang w:val="en_US" w:bidi="en_US"/>
         </w:rPr>
-        <w:t>until the appearance of our Lord Jesus Christ</w:t>
-      </w:r>
-      <w:r>
-        <w:rPr>
-          <w:lang w:val="en_US" w:bidi="en_US"/>
-        </w:rPr>
-        <w:t>): Christ’s comings, both past (</w:t>
-      </w:r>
-      <w:hyperlink r:id="rId330">
-        <w:r>
-          <w:rPr>
-            <w:lang w:val="en_US" w:bidi="en_US"/>
-          </w:rPr>
-          <w:rPr>
-            <w:color w:val="0000EE"/>
-            <w:u w:val="single"/>
-          </w:rPr>
-          <w:t>2 Tim 1:10</w:t>
-        </w:r>
-      </w:hyperlink>
-      <w:r>
-        <w:rPr>
-          <w:lang w:val="en_US" w:bidi="en_US"/>
-        </w:rPr>
-        <w:t xml:space="preserve">; </w:t>
-      </w:r>
-      <w:hyperlink r:id="rId331">
-        <w:r>
-          <w:rPr>
-            <w:lang w:val="en_US" w:bidi="en_US"/>
-          </w:rPr>
-          <w:rPr>
-            <w:color w:val="0000EE"/>
-            <w:u w:val="single"/>
-          </w:rPr>
-          <w:t>Titus 2:11</w:t>
-        </w:r>
-      </w:hyperlink>
-      <w:r>
-        <w:rPr>
-          <w:lang w:val="en_US" w:bidi="en_US"/>
-        </w:rPr>
-        <w:t>) and future (</w:t>
-      </w:r>
-      <w:hyperlink r:id="rId332">
-        <w:r>
-          <w:rPr>
-            <w:lang w:val="en_US" w:bidi="en_US"/>
-          </w:rPr>
-          <w:rPr>
-            <w:color w:val="0000EE"/>
-            <w:u w:val="single"/>
-          </w:rPr>
-          <w:t>2 Tim 4:1</w:t>
-        </w:r>
-      </w:hyperlink>
-      <w:r>
-        <w:rPr>
-          <w:lang w:val="en_US" w:bidi="en_US"/>
-        </w:rPr>
-        <w:t xml:space="preserve">, </w:t>
-      </w:r>
-      <w:hyperlink r:id="rId333">
-        <w:r>
-          <w:rPr>
-            <w:lang w:val="en_US" w:bidi="en_US"/>
-          </w:rPr>
-          <w:rPr>
-            <w:color w:val="0000EE"/>
-            <w:u w:val="single"/>
-          </w:rPr>
-          <w:t>8</w:t>
-        </w:r>
-      </w:hyperlink>
-      <w:r>
-        <w:rPr>
-          <w:lang w:val="en_US" w:bidi="en_US"/>
-        </w:rPr>
-        <w:t xml:space="preserve">; </w:t>
-      </w:r>
-      <w:hyperlink r:id="rId18">
-        <w:r>
-          <w:rPr>
-            <w:lang w:val="en_US" w:bidi="en_US"/>
-          </w:rPr>
-          <w:rPr>
-            <w:color w:val="0000EE"/>
-            <w:u w:val="single"/>
-          </w:rPr>
-          <w:t>Titus 2:13</w:t>
-        </w:r>
-      </w:hyperlink>
-      <w:r>
-        <w:rPr>
-          <w:lang w:val="en_US" w:bidi="en_US"/>
-        </w:rPr>
-        <w:t xml:space="preserve">), are described in the letters to Timothy and Titus as “epiphanies” or “appearances.” An </w:t>
-      </w:r>
-      <w:r>
-        <w:rPr>
-          <w:i/>
-          <w:lang w:val="en_US" w:bidi="en_US"/>
-        </w:rPr>
-        <w:t>epiphany</w:t>
-      </w:r>
-      <w:r>
-        <w:rPr>
-          <w:lang w:val="en_US" w:bidi="en_US"/>
-        </w:rPr>
-        <w:t xml:space="preserve"> is a divine intervention in a particular historical moment. The church is positioned between these past and future appearances of Christ. Christ’s first, saving epiphany made possible a new life; his future epiphany will achieve final salvation. Though the present is evil (the “last times,” </w:t>
-      </w:r>
-      <w:hyperlink r:id="rId334">
-        <w:r>
-          <w:rPr>
-            <w:lang w:val="en_US" w:bidi="en_US"/>
-          </w:rPr>
-          <w:rPr>
-            <w:color w:val="0000EE"/>
-            <w:u w:val="single"/>
-          </w:rPr>
-          <w:t>1 Tim 4:1–3</w:t>
-        </w:r>
-      </w:hyperlink>
-      <w:r>
-        <w:rPr>
-          <w:lang w:val="en_US" w:bidi="en_US"/>
-        </w:rPr>
-        <w:t xml:space="preserve">; </w:t>
-      </w:r>
-      <w:hyperlink r:id="rId335">
-        <w:r>
-          <w:rPr>
-            <w:lang w:val="en_US" w:bidi="en_US"/>
-          </w:rPr>
-          <w:rPr>
-            <w:color w:val="0000EE"/>
-            <w:u w:val="single"/>
-          </w:rPr>
-          <w:t>2 Tim 3:1–9</w:t>
-        </w:r>
-      </w:hyperlink>
-      <w:r>
-        <w:rPr>
-          <w:lang w:val="en_US" w:bidi="en_US"/>
-        </w:rPr>
-        <w:t>), our anticipation of Christ’s appearance creates accountability for living a godly life in the present. By contrast, the false teachers advocated sinful behaviors because they assumed the resurrection had already occurred (</w:t>
-      </w:r>
-      <w:hyperlink r:id="rId311">
-        <w:r>
-          <w:rPr>
-            <w:lang w:val="en_US" w:bidi="en_US"/>
-          </w:rPr>
-          <w:rPr>
-            <w:color w:val="0000EE"/>
-            <w:u w:val="single"/>
-          </w:rPr>
-          <w:t>2 Tim 2:18</w:t>
-        </w:r>
-      </w:hyperlink>
-      <w:r>
-        <w:rPr>
-          <w:lang w:val="en_US" w:bidi="en_US"/>
-        </w:rPr>
-        <w:t>). In response, Paul makes clear that salvation has begun but is not yet complete. The conduct of God’s household requires responsible living in the light of Christ’s past, present, and future saving work (</w:t>
-      </w:r>
-      <w:hyperlink r:id="rId336">
-        <w:r>
-          <w:rPr>
-            <w:lang w:val="en_US" w:bidi="en_US"/>
-          </w:rPr>
-          <w:rPr>
-            <w:color w:val="0000EE"/>
-            <w:u w:val="single"/>
-          </w:rPr>
-          <w:t>1 Tim 3:15–16</w:t>
-        </w:r>
-      </w:hyperlink>
-      <w:r>
-        <w:rPr>
-          <w:lang w:val="en_US" w:bidi="en_US"/>
-        </w:rPr>
-        <w:t xml:space="preserve">; </w:t>
-      </w:r>
-      <w:hyperlink r:id="rId54">
-        <w:r>
-          <w:rPr>
-            <w:lang w:val="en_US" w:bidi="en_US"/>
-          </w:rPr>
-          <w:rPr>
-            <w:color w:val="0000EE"/>
-            <w:u w:val="single"/>
-          </w:rPr>
-          <w:t>Titus 2:11–14</w:t>
-        </w:r>
-      </w:hyperlink>
-      <w:r>
-        <w:rPr>
-          <w:lang w:val="en_US" w:bidi="en_US"/>
-        </w:rPr>
-        <w:t>).</w:t>
-      </w:r>
-      <w:r>
-        <w:rPr>
-          <w:lang w:val="en_US" w:bidi="en_US"/>
-        </w:rPr>
-      </w:r>
-      <w:r>
-        <w:rPr>
-          <w:lang w:val="en_US" w:bidi="en_US"/>
-        </w:rPr>
-      </w:r>
-    </w:p>
-    <w:p>
-      <w:pPr/>
-      <w:r>
-        <w:rPr>
-          <w:lang w:val="en_US" w:bidi="en_US"/>
-        </w:rPr>
-      </w:r>
-    </w:p>
-    <w:p>
-      <w:pPr>
-        <w:pStyle w:val="Heading2"/>
-      </w:pPr>
-      <w:r>
-        <w:rPr>
-          <w:lang w:val="en_US" w:bidi="en_US"/>
-        </w:rPr>
-        <w:t>1 Timothy 6:15–16</w:t>
-      </w:r>
-      <w:r>
-        <w:rPr>
-          <w:lang w:val="en_US" w:bidi="en_US"/>
-        </w:rPr>
-      </w:r>
-    </w:p>
-    <w:p>
-      <w:pPr/>
-      <w:r>
-        <w:rPr>
-          <w:lang w:val="en_US" w:bidi="en_US"/>
-        </w:rPr>
-      </w:r>
-      <w:r>
-        <w:rPr>
-          <w:lang w:val="en_US" w:bidi="en_US"/>
-        </w:rPr>
-        <w:t xml:space="preserve">At just the right time (cp. </w:t>
-      </w:r>
-      <w:hyperlink r:id="rId337">
-        <w:r>
-          <w:rPr>
-            <w:lang w:val="en_US" w:bidi="en_US"/>
-          </w:rPr>
-          <w:rPr>
-            <w:color w:val="0000EE"/>
-            <w:u w:val="single"/>
-          </w:rPr>
-          <w:t>2:6</w:t>
-        </w:r>
-      </w:hyperlink>
-      <w:r>
-        <w:rPr>
-          <w:lang w:val="en_US" w:bidi="en_US"/>
-        </w:rPr>
-        <w:t>), God will complete the salvation promised to us before the world began (</w:t>
-      </w:r>
-      <w:hyperlink r:id="rId338">
-        <w:r>
-          <w:rPr>
-            <w:lang w:val="en_US" w:bidi="en_US"/>
-          </w:rPr>
-          <w:rPr>
-            <w:color w:val="0000EE"/>
-            <w:u w:val="single"/>
-          </w:rPr>
-          <w:t>2 Tim 1:9</w:t>
-        </w:r>
-      </w:hyperlink>
-      <w:r>
-        <w:rPr>
-          <w:lang w:val="en_US" w:bidi="en_US"/>
-        </w:rPr>
-        <w:t xml:space="preserve">; </w:t>
-      </w:r>
-      <w:hyperlink r:id="rId339">
-        <w:r>
-          <w:rPr>
-            <w:lang w:val="en_US" w:bidi="en_US"/>
-          </w:rPr>
-          <w:rPr>
-            <w:color w:val="0000EE"/>
-            <w:u w:val="single"/>
-          </w:rPr>
-          <w:t>Titus 1:2</w:t>
-        </w:r>
-      </w:hyperlink>
-      <w:r>
-        <w:rPr>
-          <w:lang w:val="en_US" w:bidi="en_US"/>
-        </w:rPr>
-        <w:t>), which Christ enacted in his first appearance (</w:t>
-      </w:r>
-      <w:hyperlink r:id="rId337">
-        <w:r>
-          <w:rPr>
-            <w:lang w:val="en_US" w:bidi="en_US"/>
-          </w:rPr>
-          <w:rPr>
-            <w:color w:val="0000EE"/>
-            <w:u w:val="single"/>
-          </w:rPr>
-          <w:t>1 Tim 2:6</w:t>
-        </w:r>
-      </w:hyperlink>
-      <w:r>
-        <w:rPr>
-          <w:lang w:val="en_US" w:bidi="en_US"/>
-        </w:rPr>
-        <w:t xml:space="preserve">; </w:t>
-      </w:r>
-      <w:hyperlink r:id="rId340">
-        <w:r>
-          <w:rPr>
-            <w:lang w:val="en_US" w:bidi="en_US"/>
-          </w:rPr>
-          <w:rPr>
-            <w:color w:val="0000EE"/>
-            <w:u w:val="single"/>
-          </w:rPr>
-          <w:t>Titus 1:3</w:t>
-        </w:r>
-      </w:hyperlink>
-      <w:r>
-        <w:rPr>
-          <w:lang w:val="en_US" w:bidi="en_US"/>
-        </w:rPr>
-        <w:t xml:space="preserve">). The saving work of Christ is positioned within God’s sovereign and eternal purposes. This thought leads naturally into worship of God our Savior (cp. </w:t>
-      </w:r>
-      <w:hyperlink r:id="rId341">
-        <w:r>
-          <w:rPr>
-            <w:lang w:val="en_US" w:bidi="en_US"/>
-          </w:rPr>
-          <w:rPr>
-            <w:color w:val="0000EE"/>
-            <w:u w:val="single"/>
-          </w:rPr>
-          <w:t>1 Tim 1:17</w:t>
-        </w:r>
-      </w:hyperlink>
-      <w:r>
-        <w:rPr>
-          <w:lang w:val="en_US" w:bidi="en_US"/>
-        </w:rPr>
-        <w:t xml:space="preserve">). • This material might be quoted from a baptismal confession (see </w:t>
-      </w:r>
-      <w:r>
-        <w:rPr>
-          <w:lang w:val="en_US" w:bidi="en_US"/>
-        </w:rPr>
-        <w:t>study note on 6:12</w:t>
-      </w:r>
-      <w:r>
-        <w:rPr>
-          <w:lang w:val="en_US" w:bidi="en_US"/>
-        </w:rPr>
-        <w:t>).</w:t>
-      </w:r>
-      <w:r>
-        <w:rPr>
-          <w:lang w:val="en_US" w:bidi="en_US"/>
-        </w:rPr>
-      </w:r>
-      <w:r>
-        <w:rPr>
-          <w:lang w:val="en_US" w:bidi="en_US"/>
-        </w:rPr>
-      </w:r>
-    </w:p>
-    <w:p>
-      <w:pPr/>
-      <w:r>
-        <w:rPr>
-          <w:lang w:val="en_US" w:bidi="en_US"/>
-        </w:rPr>
-      </w:r>
-    </w:p>
-    <w:p>
-      <w:pPr>
-        <w:pStyle w:val="Heading2"/>
-      </w:pPr>
-      <w:r>
-        <w:rPr>
-          <w:lang w:val="en_US" w:bidi="en_US"/>
-        </w:rPr>
-        <w:t>1 Timothy 6:17–18</w:t>
-      </w:r>
-      <w:r>
-        <w:rPr>
-          <w:lang w:val="en_US" w:bidi="en_US"/>
-        </w:rPr>
-      </w:r>
-    </w:p>
-    <w:p>
-      <w:pPr/>
-      <w:r>
-        <w:rPr>
-          <w:lang w:val="en_US" w:bidi="en_US"/>
-        </w:rPr>
-      </w:r>
-      <w:r>
-        <w:rPr>
-          <w:lang w:val="en_US" w:bidi="en_US"/>
-        </w:rPr>
-        <w:t>for our enjoyment: Christian hope does not lead to asceticism or communism but to the management of resources (</w:t>
-      </w:r>
-      <w:hyperlink r:id="rId342">
-        <w:r>
-          <w:rPr>
-            <w:lang w:val="en_US" w:bidi="en_US"/>
-          </w:rPr>
-          <w:rPr>
-            <w:color w:val="0000EE"/>
-            <w:u w:val="single"/>
-          </w:rPr>
-          <w:t>Gen 1:28–30</w:t>
-        </w:r>
-      </w:hyperlink>
-      <w:r>
-        <w:rPr>
-          <w:lang w:val="en_US" w:bidi="en_US"/>
-        </w:rPr>
-        <w:t xml:space="preserve">; </w:t>
-      </w:r>
-      <w:hyperlink r:id="rId343">
-        <w:r>
-          <w:rPr>
-            <w:lang w:val="en_US" w:bidi="en_US"/>
-          </w:rPr>
-          <w:rPr>
-            <w:color w:val="0000EE"/>
-            <w:u w:val="single"/>
-          </w:rPr>
-          <w:t>2:15</w:t>
-        </w:r>
-      </w:hyperlink>
-      <w:r>
-        <w:rPr>
-          <w:lang w:val="en_US" w:bidi="en_US"/>
-        </w:rPr>
-        <w:t xml:space="preserve">), which we are to use for enjoyment (see </w:t>
-      </w:r>
-      <w:hyperlink r:id="rId344">
-        <w:r>
-          <w:rPr>
-            <w:lang w:val="en_US" w:bidi="en_US"/>
-          </w:rPr>
-          <w:rPr>
-            <w:color w:val="0000EE"/>
-            <w:u w:val="single"/>
-          </w:rPr>
-          <w:t>1 Tim 4:3–5</w:t>
-        </w:r>
-      </w:hyperlink>
-      <w:r>
-        <w:rPr>
-          <w:lang w:val="en_US" w:bidi="en_US"/>
-        </w:rPr>
-        <w:t xml:space="preserve">; </w:t>
-      </w:r>
-      <w:hyperlink r:id="rId345">
-        <w:r>
-          <w:rPr>
-            <w:lang w:val="en_US" w:bidi="en_US"/>
-          </w:rPr>
-          <w:rPr>
-            <w:color w:val="0000EE"/>
-            <w:u w:val="single"/>
-          </w:rPr>
-          <w:t>Ps 145:16</w:t>
-        </w:r>
-      </w:hyperlink>
-      <w:r>
-        <w:rPr>
-          <w:lang w:val="en_US" w:bidi="en_US"/>
-        </w:rPr>
-        <w:t xml:space="preserve">; </w:t>
-      </w:r>
-      <w:hyperlink r:id="rId346">
-        <w:r>
-          <w:rPr>
-            <w:lang w:val="en_US" w:bidi="en_US"/>
-          </w:rPr>
-          <w:rPr>
-            <w:color w:val="0000EE"/>
-            <w:u w:val="single"/>
-          </w:rPr>
-          <w:t>Acts 14:17</w:t>
-        </w:r>
-      </w:hyperlink>
-      <w:r>
-        <w:rPr>
-          <w:lang w:val="en_US" w:bidi="en_US"/>
-        </w:rPr>
-        <w:t xml:space="preserve">) and for sharing Christ’s love with others (see </w:t>
-      </w:r>
-      <w:hyperlink r:id="rId347">
-        <w:r>
-          <w:rPr>
-            <w:lang w:val="en_US" w:bidi="en_US"/>
-          </w:rPr>
-          <w:rPr>
-            <w:color w:val="0000EE"/>
-            <w:u w:val="single"/>
-          </w:rPr>
-          <w:t>Luke 12:16–34</w:t>
-        </w:r>
-      </w:hyperlink>
-      <w:r>
-        <w:rPr>
-          <w:lang w:val="en_US" w:bidi="en_US"/>
-        </w:rPr>
-        <w:t xml:space="preserve">; </w:t>
-      </w:r>
-      <w:hyperlink r:id="rId348">
-        <w:r>
-          <w:rPr>
-            <w:lang w:val="en_US" w:bidi="en_US"/>
-          </w:rPr>
-          <w:rPr>
-            <w:color w:val="0000EE"/>
-            <w:u w:val="single"/>
-          </w:rPr>
-          <w:t>2 Cor 8:1–9:15</w:t>
-        </w:r>
-      </w:hyperlink>
-      <w:r>
-        <w:rPr>
-          <w:lang w:val="en_US" w:bidi="en_US"/>
-        </w:rPr>
-        <w:t>).</w:t>
-      </w:r>
-      <w:r>
-        <w:rPr>
-          <w:lang w:val="en_US" w:bidi="en_US"/>
-        </w:rPr>
-      </w:r>
-      <w:r>
-        <w:rPr>
-          <w:lang w:val="en_US" w:bidi="en_US"/>
-        </w:rPr>
-      </w:r>
-    </w:p>
-    <w:p>
-      <w:pPr/>
-      <w:r>
-        <w:rPr>
-          <w:lang w:val="en_US" w:bidi="en_US"/>
-        </w:rPr>
-      </w:r>
-    </w:p>
-    <w:p>
-      <w:pPr>
-        <w:pStyle w:val="Heading2"/>
-      </w:pPr>
-      <w:r>
-        <w:rPr>
-          <w:lang w:val="en_US" w:bidi="en_US"/>
-        </w:rPr>
-        <w:t>1 Timothy 6:17–19</w:t>
-      </w:r>
-      <w:r>
-        <w:rPr>
-          <w:lang w:val="en_US" w:bidi="en_US"/>
-        </w:rPr>
-      </w:r>
-    </w:p>
-    <w:p>
-      <w:pPr/>
-      <w:r>
-        <w:rPr>
-          <w:lang w:val="en_US" w:bidi="en_US"/>
-        </w:rPr>
-      </w:r>
-      <w:r>
-        <w:rPr>
-          <w:lang w:val="en_US" w:bidi="en_US"/>
-        </w:rPr>
-        <w:t xml:space="preserve">In light of </w:t>
-      </w:r>
-      <w:hyperlink r:id="rId349">
-        <w:r>
-          <w:rPr>
-            <w:lang w:val="en_US" w:bidi="en_US"/>
-          </w:rPr>
-          <w:rPr>
-            <w:color w:val="0000EE"/>
-            <w:u w:val="single"/>
-          </w:rPr>
-          <w:t>6:11–16</w:t>
-        </w:r>
-      </w:hyperlink>
-      <w:r>
-        <w:rPr>
-          <w:lang w:val="en_US" w:bidi="en_US"/>
-        </w:rPr>
-        <w:t>, it is folly to treasure the transient wealth of this age (</w:t>
-      </w:r>
-      <w:hyperlink r:id="rId350">
-        <w:r>
-          <w:rPr>
-            <w:lang w:val="en_US" w:bidi="en_US"/>
-          </w:rPr>
-          <w:rPr>
-            <w:color w:val="0000EE"/>
-            <w:u w:val="single"/>
-          </w:rPr>
-          <w:t>Jas 5:3</w:t>
-        </w:r>
-      </w:hyperlink>
-      <w:r>
-        <w:rPr>
-          <w:lang w:val="en_US" w:bidi="en_US"/>
-        </w:rPr>
-        <w:t xml:space="preserve">). It is better to store up treasure for the coming age through trust in God and by being rich in good works and generous in love for others (see </w:t>
-      </w:r>
-      <w:hyperlink r:id="rId351">
-        <w:r>
-          <w:rPr>
-            <w:lang w:val="en_US" w:bidi="en_US"/>
-          </w:rPr>
-          <w:rPr>
-            <w:color w:val="0000EE"/>
-            <w:u w:val="single"/>
-          </w:rPr>
-          <w:t>1 Tim 1:5</w:t>
-        </w:r>
-      </w:hyperlink>
-      <w:r>
-        <w:rPr>
-          <w:lang w:val="en_US" w:bidi="en_US"/>
-        </w:rPr>
-        <w:t>).</w:t>
-      </w:r>
-      <w:r>
-        <w:rPr>
-          <w:lang w:val="en_US" w:bidi="en_US"/>
-        </w:rPr>
-      </w:r>
-      <w:r>
-        <w:rPr>
-          <w:lang w:val="en_US" w:bidi="en_US"/>
-        </w:rPr>
-      </w:r>
-    </w:p>
-    <w:p>
-      <w:pPr/>
-      <w:r>
-        <w:rPr>
-          <w:lang w:val="en_US" w:bidi="en_US"/>
-        </w:rPr>
-      </w:r>
-    </w:p>
-    <w:p>
-      <w:pPr>
-        <w:pStyle w:val="Heading2"/>
-      </w:pPr>
-      <w:r>
-        <w:rPr>
-          <w:lang w:val="en_US" w:bidi="en_US"/>
-        </w:rPr>
-        <w:t>1 Timothy 6:20</w:t>
-      </w:r>
-      <w:r>
-        <w:rPr>
-          <w:lang w:val="en_US" w:bidi="en_US"/>
-        </w:rPr>
-      </w:r>
-    </w:p>
-    <w:p>
-      <w:pPr/>
-      <w:r>
-        <w:rPr>
-          <w:lang w:val="en_US" w:bidi="en_US"/>
-        </w:rPr>
-      </w:r>
-      <w:r>
-        <w:rPr>
-          <w:lang w:val="en_US" w:bidi="en_US"/>
-        </w:rPr>
-        <w:t xml:space="preserve">what God has entrusted to you (literally </w:t>
-      </w:r>
-      <w:r>
-        <w:rPr>
-          <w:i/>
-          <w:lang w:val="en_US" w:bidi="en_US"/>
-        </w:rPr>
-        <w:t>the deposit</w:t>
-      </w:r>
-      <w:r>
-        <w:rPr>
-          <w:lang w:val="en_US" w:bidi="en_US"/>
-        </w:rPr>
-        <w:t>): The Good News is a deposit entrusted to the church and its leaders for safekeeping (</w:t>
-      </w:r>
-      <w:hyperlink r:id="rId13">
-        <w:r>
-          <w:rPr>
-            <w:lang w:val="en_US" w:bidi="en_US"/>
-          </w:rPr>
-          <w:rPr>
-            <w:color w:val="0000EE"/>
-            <w:u w:val="single"/>
-          </w:rPr>
-          <w:t>1:15</w:t>
-        </w:r>
-      </w:hyperlink>
-      <w:r>
-        <w:rPr>
-          <w:lang w:val="en_US" w:bidi="en_US"/>
-        </w:rPr>
-        <w:t xml:space="preserve">; </w:t>
-      </w:r>
-      <w:hyperlink r:id="rId325">
-        <w:r>
-          <w:rPr>
-            <w:lang w:val="en_US" w:bidi="en_US"/>
-          </w:rPr>
-          <w:rPr>
-            <w:color w:val="0000EE"/>
-            <w:u w:val="single"/>
-          </w:rPr>
-          <w:t>2:5–6</w:t>
-        </w:r>
-      </w:hyperlink>
-      <w:r>
-        <w:rPr>
-          <w:lang w:val="en_US" w:bidi="en_US"/>
-        </w:rPr>
-        <w:t xml:space="preserve">; </w:t>
-      </w:r>
-      <w:hyperlink r:id="rId110">
-        <w:r>
-          <w:rPr>
-            <w:lang w:val="en_US" w:bidi="en_US"/>
-          </w:rPr>
-          <w:rPr>
-            <w:color w:val="0000EE"/>
-            <w:u w:val="single"/>
-          </w:rPr>
-          <w:t>3:16</w:t>
-        </w:r>
-      </w:hyperlink>
-      <w:r>
-        <w:rPr>
-          <w:lang w:val="en_US" w:bidi="en_US"/>
-        </w:rPr>
-        <w:t>). It encompasses the whole pattern of conduct that follows from it (</w:t>
-      </w:r>
-      <w:hyperlink r:id="rId352">
-        <w:r>
-          <w:rPr>
-            <w:lang w:val="en_US" w:bidi="en_US"/>
-          </w:rPr>
-          <w:rPr>
-            <w:color w:val="0000EE"/>
-            <w:u w:val="single"/>
-          </w:rPr>
-          <w:t>2 Tim 1:13–14</w:t>
-        </w:r>
-      </w:hyperlink>
-      <w:r>
-        <w:rPr>
-          <w:lang w:val="en_US" w:bidi="en_US"/>
-        </w:rPr>
-        <w:t xml:space="preserve">; </w:t>
-      </w:r>
-      <w:hyperlink r:id="rId240">
-        <w:r>
-          <w:rPr>
-            <w:lang w:val="en_US" w:bidi="en_US"/>
-          </w:rPr>
-          <w:rPr>
-            <w:color w:val="0000EE"/>
-            <w:u w:val="single"/>
-          </w:rPr>
-          <w:t>3:10–11</w:t>
-        </w:r>
-      </w:hyperlink>
-      <w:r>
-        <w:rPr>
-          <w:lang w:val="en_US" w:bidi="en_US"/>
-        </w:rPr>
-        <w:t>). It stabilizes and purifies the church when it is buffeted by counterfeits in the polluted environment of difficult times (</w:t>
-      </w:r>
-      <w:hyperlink r:id="rId353">
-        <w:r>
-          <w:rPr>
-            <w:lang w:val="en_US" w:bidi="en_US"/>
-          </w:rPr>
-          <w:rPr>
-            <w:color w:val="0000EE"/>
-            <w:u w:val="single"/>
-          </w:rPr>
-          <w:t>2 Tim 3:1</w:t>
-        </w:r>
-      </w:hyperlink>
-      <w:r>
-        <w:rPr>
-          <w:lang w:val="en_US" w:bidi="en_US"/>
-        </w:rPr>
-        <w:t xml:space="preserve">). The deposit belongs to the “tradition” of the church (see </w:t>
-      </w:r>
-      <w:hyperlink r:id="rId354">
-        <w:r>
-          <w:rPr>
-            <w:lang w:val="en_US" w:bidi="en_US"/>
-          </w:rPr>
-          <w:rPr>
-            <w:color w:val="0000EE"/>
-            <w:u w:val="single"/>
-          </w:rPr>
-          <w:t>2 Tim 2:2</w:t>
-        </w:r>
-      </w:hyperlink>
-      <w:r>
-        <w:rPr>
-          <w:lang w:val="en_US" w:bidi="en_US"/>
-        </w:rPr>
-        <w:t xml:space="preserve">; </w:t>
-      </w:r>
-      <w:hyperlink r:id="rId355">
-        <w:r>
-          <w:rPr>
-            <w:lang w:val="en_US" w:bidi="en_US"/>
-          </w:rPr>
-          <w:rPr>
-            <w:color w:val="0000EE"/>
-            <w:u w:val="single"/>
-          </w:rPr>
-          <w:t>1 Cor 11:23–25</w:t>
-        </w:r>
-      </w:hyperlink>
-      <w:r>
-        <w:rPr>
-          <w:lang w:val="en_US" w:bidi="en_US"/>
-        </w:rPr>
-        <w:t xml:space="preserve">; </w:t>
-      </w:r>
-      <w:hyperlink r:id="rId356">
-        <w:r>
-          <w:rPr>
-            <w:lang w:val="en_US" w:bidi="en_US"/>
-          </w:rPr>
-          <w:rPr>
-            <w:color w:val="0000EE"/>
-            <w:u w:val="single"/>
-          </w:rPr>
-          <w:t>15:1–8</w:t>
-        </w:r>
-      </w:hyperlink>
-      <w:r>
-        <w:rPr>
-          <w:lang w:val="en_US" w:bidi="en_US"/>
-        </w:rPr>
-        <w:t xml:space="preserve">; </w:t>
-      </w:r>
-      <w:hyperlink r:id="rId357">
-        <w:r>
-          <w:rPr>
-            <w:lang w:val="en_US" w:bidi="en_US"/>
-          </w:rPr>
-          <w:rPr>
-            <w:color w:val="0000EE"/>
-            <w:u w:val="single"/>
-          </w:rPr>
-          <w:t>2 Thes 2:15</w:t>
-        </w:r>
-      </w:hyperlink>
-      <w:r>
-        <w:rPr>
-          <w:lang w:val="en_US" w:bidi="en_US"/>
-        </w:rPr>
-        <w:t xml:space="preserve">; </w:t>
-      </w:r>
-      <w:hyperlink r:id="rId358">
-        <w:r>
-          <w:rPr>
-            <w:lang w:val="en_US" w:bidi="en_US"/>
-          </w:rPr>
-          <w:rPr>
-            <w:color w:val="0000EE"/>
-            <w:u w:val="single"/>
-          </w:rPr>
-          <w:t>3:6</w:t>
-        </w:r>
-      </w:hyperlink>
-      <w:r>
-        <w:rPr>
-          <w:lang w:val="en_US" w:bidi="en_US"/>
-        </w:rPr>
-        <w:t xml:space="preserve">). It requires creative and faithful interpretation to meet changing circumstances and problems (see </w:t>
-      </w:r>
-      <w:hyperlink r:id="rId359">
-        <w:r>
-          <w:rPr>
-            <w:lang w:val="en_US" w:bidi="en_US"/>
-          </w:rPr>
-          <w:rPr>
-            <w:color w:val="0000EE"/>
-            <w:u w:val="single"/>
-          </w:rPr>
-          <w:t>2 Tim 1:12–14</w:t>
-        </w:r>
-      </w:hyperlink>
-      <w:r>
-        <w:rPr>
-          <w:lang w:val="en_US" w:bidi="en_US"/>
-        </w:rPr>
-        <w:t>).</w:t>
-      </w:r>
-      <w:r>
-        <w:rPr>
-          <w:lang w:val="en_US" w:bidi="en_US"/>
-        </w:rPr>
-      </w:r>
-      <w:r>
-        <w:rPr>
-          <w:lang w:val="en_US" w:bidi="en_US"/>
-        </w:rPr>
-      </w:r>
-    </w:p>
-    <w:p>
-      <w:pPr/>
-      <w:r>
-        <w:rPr>
-          <w:lang w:val="en_US" w:bidi="en_US"/>
-        </w:rPr>
-      </w:r>
-    </w:p>
-    <w:p>
-      <w:pPr>
-        <w:pStyle w:val="Heading2"/>
-      </w:pPr>
-      <w:r>
-        <w:rPr>
-          <w:lang w:val="en_US" w:bidi="en_US"/>
-        </w:rPr>
-        <w:t>1 Timothy 6:20–21</w:t>
-      </w:r>
-      <w:r>
-        <w:rPr>
-          <w:lang w:val="en_US" w:bidi="en_US"/>
-        </w:rPr>
-      </w:r>
-    </w:p>
-    <w:p>
-      <w:pPr/>
-      <w:r>
-        <w:rPr>
-          <w:lang w:val="en_US" w:bidi="en_US"/>
-        </w:rPr>
-      </w:r>
-      <w:r>
-        <w:rPr>
-          <w:lang w:val="en_US" w:bidi="en_US"/>
-        </w:rPr>
-        <w:t xml:space="preserve">This brief but pointed exhortation summarizes and shows the importance of Timothy’s task in Ephesus (cp. </w:t>
-      </w:r>
-      <w:hyperlink r:id="rId67">
-        <w:r>
-          <w:rPr>
-            <w:lang w:val="en_US" w:bidi="en_US"/>
-          </w:rPr>
-          <w:rPr>
-            <w:color w:val="0000EE"/>
-            <w:u w:val="single"/>
-          </w:rPr>
-          <w:t>1:18–20</w:t>
-        </w:r>
-      </w:hyperlink>
-      <w:r>
-        <w:rPr>
-          <w:lang w:val="en_US" w:bidi="en_US"/>
-        </w:rPr>
-        <w:t xml:space="preserve">; </w:t>
-      </w:r>
-      <w:hyperlink r:id="rId352">
-        <w:r>
-          <w:rPr>
-            <w:lang w:val="en_US" w:bidi="en_US"/>
-          </w:rPr>
-          <w:rPr>
-            <w:color w:val="0000EE"/>
-            <w:u w:val="single"/>
-          </w:rPr>
-          <w:t>2 Tim 1:13–14</w:t>
-        </w:r>
-      </w:hyperlink>
-      <w:r>
-        <w:rPr>
-          <w:lang w:val="en_US" w:bidi="en_US"/>
-        </w:rPr>
-        <w:t>).</w:t>
-      </w:r>
-      <w:r>
-        <w:rPr>
-          <w:lang w:val="en_US" w:bidi="en_US"/>
-        </w:rPr>
-      </w:r>
-      <w:r>
-        <w:rPr>
-          <w:lang w:val="en_US" w:bidi="en_US"/>
-        </w:rPr>
-      </w:r>
-    </w:p>
-    <w:p>
-      <w:pPr/>
-      <w:r>
-        <w:rPr>
-          <w:lang w:val="en_US" w:bidi="en_US"/>
-        </w:rPr>
-      </w:r>
-    </w:p>
-    <w:p>
-      <w:pPr>
-        <w:pStyle w:val="Heading2"/>
-      </w:pPr>
-      <w:r>
-        <w:rPr>
-          <w:lang w:val="en_US" w:bidi="en_US"/>
-        </w:rPr>
-        <w:t>1 Timothy 6:21</w:t>
-      </w:r>
-      <w:r>
-        <w:rPr>
-          <w:lang w:val="en_US" w:bidi="en_US"/>
-        </w:rPr>
-      </w:r>
-    </w:p>
-    <w:p>
-      <w:pPr/>
-      <w:r>
-        <w:rPr>
-          <w:lang w:val="en_US" w:bidi="en_US"/>
-        </w:rPr>
-      </w:r>
-      <w:r>
-        <w:rPr>
-          <w:lang w:val="en_US" w:bidi="en_US"/>
-        </w:rPr>
-        <w:t xml:space="preserve">The letter closes abruptly. Evidently there was no need of directions for the mission (cp. </w:t>
-      </w:r>
-      <w:hyperlink r:id="rId360">
-        <w:r>
-          <w:rPr>
-            <w:lang w:val="en_US" w:bidi="en_US"/>
-          </w:rPr>
-          <w:rPr>
-            <w:color w:val="0000EE"/>
-            <w:u w:val="single"/>
-          </w:rPr>
-          <w:t>Titus 3:12–14</w:t>
-        </w:r>
-      </w:hyperlink>
-      <w:r>
-        <w:rPr>
-          <w:lang w:val="en_US" w:bidi="en_US"/>
-        </w:rPr>
-        <w:t xml:space="preserve">) and greetings were unnecessary or unsuitable (cp. </w:t>
-      </w:r>
-      <w:hyperlink r:id="rId361">
-        <w:r>
-          <w:rPr>
-            <w:lang w:val="en_US" w:bidi="en_US"/>
-          </w:rPr>
-          <w:rPr>
-            <w:color w:val="0000EE"/>
-            <w:u w:val="single"/>
-          </w:rPr>
-          <w:t>Titus 3:15</w:t>
-        </w:r>
-      </w:hyperlink>
-      <w:r>
-        <w:rPr>
-          <w:lang w:val="en_US" w:bidi="en_US"/>
-        </w:rPr>
-        <w:t xml:space="preserve">; </w:t>
-      </w:r>
-      <w:hyperlink r:id="rId362">
-        <w:r>
-          <w:rPr>
-            <w:lang w:val="en_US" w:bidi="en_US"/>
-          </w:rPr>
-          <w:rPr>
-            <w:color w:val="0000EE"/>
-            <w:u w:val="single"/>
-          </w:rPr>
-          <w:t>Rom 16:3–16</w:t>
-        </w:r>
-      </w:hyperlink>
-      <w:r>
-        <w:rPr>
-          <w:lang w:val="en_US" w:bidi="en_US"/>
-        </w:rPr>
-        <w:t xml:space="preserve">). • you all: The letter was sent to Timothy but was intended to be read to the whole church (see </w:t>
+        <w:t>you all</w:t>
+      </w:r>
+      <w:r>
+        <w:rPr>
+          <w:lang w:val="en_US" w:bidi="en_US"/>
+        </w:rPr>
+        <w:t xml:space="preserve">: Paul sent the letter to Timothy. But Paul meant it to be read to the entire church (see </w:t>
       </w:r>
       <w:r>
         <w:rPr>

--- a/eng/docx/54.content.docx
+++ b/eng/docx/54.content.docx
@@ -150,19 +150,6 @@
           <w:lang w:val="en_US" w:bidi="en_US"/>
         </w:rPr>
         <w:t>1TI</w:t>
-      </w:r>
-      <w:r>
-        <w:rPr>
-          <w:lang w:val="en_US" w:bidi="en_US"/>
-        </w:rPr>
-      </w:r>
-    </w:p>
-    <w:p>
-      <w:pPr/>
-      <w:r>
-        <w:rPr>
-          <w:lang w:val="en_US" w:bidi="en_US"/>
-        </w:rPr>
       </w:r>
       <w:r>
         <w:rPr>

--- a/eng/docx/54.content.docx
+++ b/eng/docx/54.content.docx
@@ -19,7 +19,7 @@
         <w:rPr>
           <w:lang w:val="en_US" w:bidi="en_US"/>
         </w:rPr>
-        <w:t>Resource: Study Notes (Tyndale)</w:t>
+        <w:t>Resource: Tyndale Open Study Notes</w:t>
       </w:r>
       <w:r>
         <w:rPr>
@@ -112,7 +112,7 @@
         <w:rPr>
           <w:lang w:val="en_US" w:bidi="en_US"/>
         </w:rPr>
-        <w:t>Study Notes (Tyndale)</w:t>
+        <w:t>Tyndale Open Study Notes</w:t>
       </w:r>
     </w:p>
     <w:p>

--- a/eng/docx/54.content.docx
+++ b/eng/docx/54.content.docx
@@ -2902,7 +2902,20 @@
         <w:rPr>
           <w:lang w:val="en_US" w:bidi="en_US"/>
         </w:rPr>
-        <w:t xml:space="preserve">. Conscience here relates to the movement of a gyroscope (a device used for measuring and maintaining orientation). Keeping your conscience clear means keeping it in good working order (see </w:t>
+        <w:t xml:space="preserve">. The conscience is like a guide inside a person (similar to a gyroscope, which helps something stay steady and on course). Keeping your conscience clear (or </w:t>
+      </w:r>
+      <w:r>
+        <w:rPr>
+          <w:i/>
+          <w:lang w:val="en_US" w:bidi="en_US"/>
+        </w:rPr>
+        <w:t>good</w:t>
+      </w:r>
+      <w:r>
+        <w:rPr>
+          <w:lang w:val="en_US" w:bidi="en_US"/>
+        </w:rPr>
+        <w:t xml:space="preserve">) means protecting it so that it is not damaged or destroyed (see </w:t>
       </w:r>
       <w:r>
         <w:rPr>

--- a/eng/docx/54.content.docx
+++ b/eng/docx/54.content.docx
@@ -4165,7 +4165,7 @@
         <w:rPr>
           <w:lang w:val="en_US" w:bidi="en_US"/>
         </w:rPr>
-        <w:t xml:space="preserve">Brief teachings like this one appear throughout the letters to Timothy and Titus (see also </w:t>
+        <w:t xml:space="preserve">Short teachings like this one appear throughout the letters to Timothy and Titus (see also </w:t>
       </w:r>
       <w:hyperlink r:id="rId110">
         <w:r>
@@ -4255,7 +4255,7 @@
         <w:rPr>
           <w:lang w:val="en_US" w:bidi="en_US"/>
         </w:rPr>
-        <w:t>). They might have adapted these teachings from creeds, hymns, or prayers familiar to the churches. The teachings probably relate to Paul's trouble with false teachers. The false teachers' teachings weakened the universal message of the good news about Jesus and the mission to non-Jews (gentiles). The false teachers also did not accurately understand Jesus and his salvation.</w:t>
+        <w:t>). They might have adapted these teachings from creeds, hymns, or prayers familiar to the churches. The teachings probably relate to Paul's trouble with false teachers. The false teachers' teachings weakened the universal message of the good news about Jesus and the mission to non-Jews (Gentiles). The false teachers also did not accurately understand Jesus and his salvation.</w:t>
       </w:r>
       <w:r>
         <w:rPr>

--- a/eng/docx/54.content.docx
+++ b/eng/docx/54.content.docx
@@ -19,7 +19,7 @@
         <w:rPr>
           <w:lang w:val="en_US" w:bidi="en_US"/>
         </w:rPr>
-        <w:t>Resource: Tyndale Open Study Notes</w:t>
+        <w:t>Resource: Aquifer Open Study Notes</w:t>
       </w:r>
       <w:r>
         <w:rPr>
@@ -112,7 +112,7 @@
         <w:rPr>
           <w:lang w:val="en_US" w:bidi="en_US"/>
         </w:rPr>
-        <w:t>Tyndale Open Study Notes</w:t>
+        <w:t>Aquifer Open Study Notes</w:t>
       </w:r>
     </w:p>
     <w:p>
